--- a/tests/corpus_v2/docs/labor_0004.docx
+++ b/tests/corpus_v2/docs/labor_0004.docx
@@ -21,7 +21,13 @@
         <w:rPr>
           <w:b/>
         </w:rPr>
-        <w:t xml:space="preserve">№ 124/2025-С</w:t>
+        <w:t xml:space="preserve">№ </w:t>
+      </w:r>
+      <w:r>
+        <w:rPr>
+          <w:b/>
+        </w:rPr>
+        <w:t xml:space="preserve">8/19</w:t>
       </w:r>
     </w:p>
     <w:p/>
@@ -33,7 +39,7 @@
         <w:t xml:space="preserve">     </w:t>
       </w:r>
       <w:r>
-        <w:t xml:space="preserve">«06» июля 2025 г.</w:t>
+        <w:t xml:space="preserve">06.07.2025</w:t>
       </w:r>
     </w:p>
     <w:p/>
@@ -90,10 +96,10 @@
         <w:t xml:space="preserve">, именуемый в дальнейшем «Работник»</w:t>
       </w:r>
       <w:r>
-        <w:t xml:space="preserve">, с другой стороны, совместно именуемые «Стороны», заключили настоящий </w:t>
-      </w:r>
-      <w:r>
-        <w:t xml:space="preserve">Договор № 72/2024-А</w:t>
+        <w:t xml:space="preserve">, с другой стороны, совместно именуемые «Стороны», заключили настоящий Договор № </w:t>
+      </w:r>
+      <w:r>
+        <w:t xml:space="preserve">72Ф-33331/15-044Д</w:t>
       </w:r>
       <w:r>
         <w:t xml:space="preserve"> (далее — Договор) о нижеследующем:</w:t>
@@ -140,16 +146,7 @@
         <w:t xml:space="preserve">Должностной оклад Работника: </w:t>
       </w:r>
       <w:r>
-        <w:t xml:space="preserve">включая НДС </w:t>
-      </w:r>
-      <w:r>
-        <w:t xml:space="preserve">20%</w:t>
-      </w:r>
-      <w:r>
-        <w:t xml:space="preserve"> в размере </w:t>
-      </w:r>
-      <w:r>
-        <w:t xml:space="preserve">58 099 (Пятьдесят восемь тысяч девяносто девять) рублей</w:t>
+        <w:t xml:space="preserve">456 000 (четыреста пятьдесят шесть тысяч) рублей 00 копеек</w:t>
       </w:r>
       <w:r>
         <w:t xml:space="preserve">. Заработная плата выплачивается не реже чем каждые полмесяца.</w:t>
@@ -163,7 +160,7 @@
         <w:t xml:space="preserve">Ежегодный оплачиваемый отпуск: </w:t>
       </w:r>
       <w:r>
-        <w:t xml:space="preserve">3 рабочих дня</w:t>
+        <w:t xml:space="preserve">не позднее 26.07.2026</w:t>
       </w:r>
       <w:r>
         <w:t xml:space="preserve">.</w:t>
@@ -183,120 +180,123 @@
         <w:t xml:space="preserve">2.1. Общая цена Договора: </w:t>
       </w:r>
       <w:r>
+        <w:t xml:space="preserve">812 002 рубля 5 коп.</w:t>
+      </w:r>
+      <w:r>
+        <w:t xml:space="preserve">, в том числе НДС</w:t>
+      </w:r>
+      <w:r>
+        <w:t xml:space="preserve">.</w:t>
+      </w:r>
+    </w:p>
+    <w:p>
+      <w:r>
+        <w:t xml:space="preserve">2.2. Налог: </w:t>
+      </w:r>
+      <w:r>
+        <w:t xml:space="preserve">1/130 ключевой ставки ЦБ РФ от общей суммы счета</w:t>
+      </w:r>
+      <w:r>
+        <w:t xml:space="preserve">.</w:t>
+      </w:r>
+    </w:p>
+    <w:p>
+      <w:r>
+        <w:t xml:space="preserve">2.3. Срок оплаты — </w:t>
+      </w:r>
+      <w:r>
+        <w:t xml:space="preserve">в течение 10 банковских дней с даты подписания Сторонами акта сдачи-приемки оказанных услуг</w:t>
+      </w:r>
+      <w:r>
+        <w:t xml:space="preserve">.</w:t>
+      </w:r>
+    </w:p>
+    <w:p>
+      <w:r>
+        <w:t xml:space="preserve">2.4. </w:t>
+      </w:r>
+      <w:r>
+        <w:t xml:space="preserve">Товар поставляется в соответствии с </w:t>
+      </w:r>
+      <w:r>
+        <w:t xml:space="preserve">ГОСТ 7.32-2017</w:t>
+      </w:r>
+      <w:r>
+        <w:t xml:space="preserve">, артикул </w:t>
+      </w:r>
+      <w:r>
+        <w:t xml:space="preserve">RM-5228-53</w:t>
+      </w:r>
+      <w:r>
+        <w:t xml:space="preserve">, код </w:t>
+      </w:r>
+      <w:r>
+        <w:t xml:space="preserve">ОКВЭД 46.90</w:t>
+      </w:r>
+      <w:r>
+        <w:t xml:space="preserve">. Оплата по </w:t>
+      </w:r>
+      <w:r>
+        <w:t xml:space="preserve">КБК 18210101011011000110</w:t>
+      </w:r>
+      <w:r>
+        <w:t xml:space="preserve">, </w:t>
+      </w:r>
+      <w:r>
+        <w:t xml:space="preserve">ОКТМО 45382000</w:t>
+      </w:r>
+      <w:r>
+        <w:t xml:space="preserve">. См. </w:t>
+      </w:r>
+      <w:r>
+        <w:t xml:space="preserve">Приложение № 1</w:t>
+      </w:r>
+      <w:r>
+        <w:t xml:space="preserve"> и </w:t>
+      </w:r>
+      <w:r>
+        <w:t xml:space="preserve">счёт-фактуру № 1123 от 03.03.2024</w:t>
+      </w:r>
+      <w:r>
+        <w:t xml:space="preserve">. Ответственный — </w:t>
+      </w:r>
+      <w:r>
+        <w:t xml:space="preserve">Директор Отдела Продаж</w:t>
+      </w:r>
+      <w:r>
+        <w:t xml:space="preserve">. Приёмка оформляется актом (</w:t>
+      </w:r>
+      <w:r>
+        <w:t xml:space="preserve">Акт приёма-передачи</w:t>
+      </w:r>
+      <w:r>
+        <w:t xml:space="preserve">), срок — до 18:00 по </w:t>
+      </w:r>
+      <w:r>
+        <w:t xml:space="preserve">московскому времени</w:t>
+      </w:r>
+      <w:r>
+        <w:t xml:space="preserve">. Споры — в </w:t>
+      </w:r>
+      <w:r>
+        <w:t xml:space="preserve">МКАС при ТПП РФ</w:t>
+      </w:r>
+      <w:r>
+        <w:t xml:space="preserve">. Цена — </w:t>
+      </w:r>
+      <w:r>
+        <w:t xml:space="preserve">не более 806 000,6 (Восьмисот шести тысяч) руб.</w:t>
+      </w:r>
+      <w:r>
+        <w:t xml:space="preserve">, </w:t>
+      </w:r>
+      <w:r>
         <w:t xml:space="preserve">Без НДС</w:t>
       </w:r>
       <w:r>
         <w:t xml:space="preserve">.</w:t>
       </w:r>
     </w:p>
-    <w:p>
-      <w:r>
-        <w:t xml:space="preserve">2.2. Налог: </w:t>
-      </w:r>
-      <w:r>
-        <w:t xml:space="preserve">1/300 ключевой ставки ЦБ РФ</w:t>
-      </w:r>
-      <w:r>
-        <w:t xml:space="preserve">.</w:t>
-      </w:r>
-    </w:p>
-    <w:p>
-      <w:r>
-        <w:t xml:space="preserve">2.3. Срок оплаты — </w:t>
-      </w:r>
-      <w:r>
-        <w:t xml:space="preserve">не позднее 26.07.2026</w:t>
-      </w:r>
-      <w:r>
-        <w:t xml:space="preserve">.</w:t>
-      </w:r>
-    </w:p>
-    <w:p>
-      <w:r>
-        <w:t xml:space="preserve">2.4. </w:t>
-      </w:r>
-      <w:r>
-        <w:t xml:space="preserve">Товар поставляется в соответствии с </w:t>
-      </w:r>
-      <w:r>
-        <w:t xml:space="preserve">ГОСТ 7.32-2017</w:t>
-      </w:r>
-      <w:r>
-        <w:t xml:space="preserve">, артикул </w:t>
-      </w:r>
-      <w:r>
-        <w:t xml:space="preserve">RM-3463-96</w:t>
-      </w:r>
-      <w:r>
-        <w:t xml:space="preserve">, код </w:t>
-      </w:r>
-      <w:r>
-        <w:t xml:space="preserve">ОКВЭД 46.90</w:t>
-      </w:r>
-      <w:r>
-        <w:t xml:space="preserve">. Оплата по </w:t>
-      </w:r>
-      <w:r>
-        <w:t xml:space="preserve">КБК 18210101011011000110</w:t>
-      </w:r>
-      <w:r>
-        <w:t xml:space="preserve">, </w:t>
-      </w:r>
-      <w:r>
-        <w:t xml:space="preserve">ОКТМО 45382000</w:t>
-      </w:r>
-      <w:r>
-        <w:t xml:space="preserve">. См. </w:t>
-      </w:r>
-      <w:r>
-        <w:t xml:space="preserve">Приложение № 1</w:t>
-      </w:r>
-      <w:r>
-        <w:t xml:space="preserve"> и </w:t>
-      </w:r>
-      <w:r>
-        <w:t xml:space="preserve">счёт-фактуру № 1123 от 03.03.2024</w:t>
-      </w:r>
-      <w:r>
-        <w:t xml:space="preserve">. Ответственный — </w:t>
-      </w:r>
-      <w:r>
-        <w:t xml:space="preserve">Директор Отдела Продаж</w:t>
-      </w:r>
-      <w:r>
-        <w:t xml:space="preserve">. Приёмка оформляется актом (</w:t>
-      </w:r>
-      <w:r>
-        <w:t xml:space="preserve">Акт приёма-передачи</w:t>
-      </w:r>
-      <w:r>
-        <w:t xml:space="preserve">), срок — до 18:00 по </w:t>
-      </w:r>
-      <w:r>
-        <w:t xml:space="preserve">московскому времени</w:t>
-      </w:r>
-      <w:r>
-        <w:t xml:space="preserve">. Споры — в </w:t>
-      </w:r>
-      <w:r>
-        <w:t xml:space="preserve">МКАС при ТПП РФ</w:t>
-      </w:r>
-      <w:r>
-        <w:t xml:space="preserve">. Цена — </w:t>
-      </w:r>
-      <w:r>
-        <w:t xml:space="preserve">4 500 000</w:t>
-      </w:r>
-      <w:r>
-        <w:t xml:space="preserve">, а прописью: </w:t>
-      </w:r>
-      <w:r>
-        <w:t xml:space="preserve">четыре пятьсот тысяч рублей</w:t>
-      </w:r>
-      <w:r>
-        <w:t xml:space="preserve">.</w:t>
-      </w:r>
-    </w:p>
     <w:p/>
     <w:p>
       <w:r>
@@ -311,7 +311,7 @@
         <w:t xml:space="preserve">3.1. Место исполнения обязательств: </w:t>
       </w:r>
       <w:r>
-        <w:t xml:space="preserve">141300, г. Сергиев Посад, проезд Садовая, д. 13, кв. 164</w:t>
+        <w:t xml:space="preserve">420111, г. Казань, ул. Ленина, д. 46, кв. 119</w:t>
       </w:r>
       <w:r>
         <w:t xml:space="preserve">.</w:t>
@@ -328,7 +328,7 @@
         <w:t xml:space="preserve"> по телефону </w:t>
       </w:r>
       <w:r>
-        <w:t xml:space="preserve">+74998761013</w:t>
+        <w:t xml:space="preserve">+7 846 279 22 46</w:t>
       </w:r>
       <w:r>
         <w:t xml:space="preserve">.</w:t>
@@ -339,7 +339,7 @@
         <w:t xml:space="preserve">3.3. Срок исполнения обязательств — </w:t>
       </w:r>
       <w:r>
-        <w:t xml:space="preserve">не более 36 месяцев с момента заключения кредитного договора</w:t>
+        <w:t xml:space="preserve">в течение 10 рабочих дней со дня предъявления требования</w:t>
       </w:r>
       <w:r>
         <w:t xml:space="preserve">.</w:t>
@@ -370,13 +370,13 @@
         <w:t xml:space="preserve">Размер неустойки за нарушение сроков оплаты: </w:t>
       </w:r>
       <w:r>
-        <w:t xml:space="preserve">НДС 22%</w:t>
+        <w:t xml:space="preserve">7 (семь) процентов за каждый день просрочки</w:t>
       </w:r>
       <w:r>
         <w:t xml:space="preserve">. Предельный размер ответственности: </w:t>
       </w:r>
       <w:r>
-        <w:t xml:space="preserve">5 (пять) процентов</w:t>
+        <w:t xml:space="preserve">0,5 процента от стоимости неоплаченных работ</w:t>
       </w:r>
       <w:r>
         <w:t xml:space="preserve">.</w:t>
@@ -398,7 +398,7 @@
         <w:t xml:space="preserve">Сторона, для которой создалась невозможность исполнения, обязана уведомить другую Сторону. Срок уведомления — </w:t>
       </w:r>
       <w:r>
-        <w:t xml:space="preserve">в течение 5 банковских дней с даты подписания Сторонами акта сдачи-приемки оказанных услуг</w:t>
+        <w:t xml:space="preserve">в течение тридцати шести месяцев с момента заключения контракта</w:t>
       </w:r>
       <w:r>
         <w:t xml:space="preserve">.</w:t>
@@ -412,7 +412,7 @@
         <w:t xml:space="preserve">Все споры и разногласия решаются путём переговоров. Претензионный порядок обязателен, срок ответа на претензию — </w:t>
       </w:r>
       <w:r>
-        <w:t xml:space="preserve">в течение 3 рабочих дней с момента выставления счета</w:t>
+        <w:t xml:space="preserve">не позднее 07.07.2025</w:t>
       </w:r>
       <w:r>
         <w:t xml:space="preserve">.</w:t>
@@ -433,7 +433,7 @@
         <w:t xml:space="preserve">Дополнительный телефон: </w:t>
       </w:r>
       <w:r>
-        <w:t xml:space="preserve">+7 (812 ) 319-36- 63</w:t>
+        <w:t xml:space="preserve">+7 (499⁠) 567-47-­17</w:t>
       </w:r>
     </w:p>
     <w:p>
@@ -441,7 +441,7 @@
         <w:t xml:space="preserve">Контактное лицо: </w:t>
       </w:r>
       <w:r>
-        <w:t xml:space="preserve">Беляев Вла димир  Олегович</w:t>
+        <w:t xml:space="preserve">Беляев Вл ад‍имир Олегович</w:t>
       </w:r>
     </w:p>
     <w:p>
@@ -462,6 +462,72 @@
         <w:t xml:space="preserve">408178107</w:t>
         <w:br/>
         <w:t xml:space="preserve">46841992878</w:t>
+      </w:r>
+    </w:p>
+    <w:p/>
+    <w:p/>
+    <w:p>
+      <w:r>
+        <w:rPr>
+          <w:b/>
+        </w:rPr>
+        <w:t xml:space="preserve">9. КОНТРОЛЬНЫЕ ВЕЛИЧИНЫ</w:t>
+      </w:r>
+    </w:p>
+    <w:p>
+      <w:r>
+        <w:t xml:space="preserve">9.1. Контрольная запись: </w:t>
+      </w:r>
+      <w:r>
+        <w:rPr>
+          <w:b/>
+        </w:rPr>
+        <w:t xml:space="preserve">1/1</w:t>
+      </w:r>
+      <w:r>
+        <w:t xml:space="preserve">50 ключевой ставки ЦБ РФ от цены Договора</w:t>
+      </w:r>
+      <w:r>
+        <w:t xml:space="preserve">.</w:t>
+      </w:r>
+    </w:p>
+    <w:p>
+      <w:r>
+        <w:t xml:space="preserve">9.2. Контрольная запись: </w:t>
+      </w:r>
+      <w:r>
+        <w:rPr>
+          <w:b/>
+        </w:rPr>
+        <w:t xml:space="preserve">в течение 2</w:t>
+      </w:r>
+      <w:r>
+        <w:t xml:space="preserve">0 рабочих дней со дня предъявления требования</w:t>
+      </w:r>
+      <w:r>
+        <w:t xml:space="preserve">.</w:t>
+      </w:r>
+    </w:p>
+    <w:p>
+      <w:r>
+        <w:t xml:space="preserve">9.3. Контрольная запись: </w:t>
+      </w:r>
+      <w:r>
+        <w:t xml:space="preserve">77960/594-сс</w:t>
+      </w:r>
+      <w:r>
+        <w:t xml:space="preserve">.</w:t>
+      </w:r>
+    </w:p>
+    <w:p>
+      <w:r>
+        <w:t xml:space="preserve">9.4. Контрольная запись: </w:t>
+      </w:r>
+      <w:r>
+        <w:t xml:space="preserve">Tриста сорок три тысячи рублей 00 копеек</w:t>
+      </w:r>
+      <w:r>
+        <w:t xml:space="preserve">.</w:t>
       </w:r>
     </w:p>
     <w:p/>
@@ -516,7 +582,7 @@
               <w:t xml:space="preserve">Адрес регистрации: </w:t>
             </w:r>
             <w:r>
-              <w:t xml:space="preserve">620014, г. Екатеринбург, проезд Тверская, д. 33, кв. 86</w:t>
+              <w:t xml:space="preserve">614000, г. Пермь, ш. Тверская, д. 24, кв. 78</w:t>
             </w:r>
           </w:p>
           <w:p>
@@ -555,7 +621,7 @@
               <w:t xml:space="preserve">Тел.: </w:t>
             </w:r>
             <w:r>
-              <w:t xml:space="preserve">+7 843 940 13 33</w:t>
+              <w:t xml:space="preserve">8-812-701-33-70</w:t>
             </w:r>
           </w:p>
           <w:p>
@@ -563,7 +629,7 @@
               <w:t xml:space="preserve">E-mail: </w:t>
             </w:r>
             <w:r>
-              <w:t xml:space="preserve">smirnova@inbox.ru</w:t>
+              <w:t xml:space="preserve">smirnova@list.ru</w:t>
             </w:r>
           </w:p>
           <w:p/>
@@ -606,7 +672,7 @@
               <w:t xml:space="preserve">Адрес регистрации: </w:t>
             </w:r>
             <w:r>
-              <w:t xml:space="preserve">620014, г. Екатеринбург, наб. Заречная, д. 67, кв. 149</w:t>
+              <w:t xml:space="preserve">630099, г. Новосибирск, проезд Профсоюзная, д. 36, кв. 36</w:t>
             </w:r>
           </w:p>
           <w:p>
@@ -645,7 +711,7 @@
               <w:t xml:space="preserve">Тел.: </w:t>
             </w:r>
             <w:r>
-              <w:t xml:space="preserve">8-499-415-38-24</w:t>
+              <w:t xml:space="preserve">8-843-365-83-19</w:t>
             </w:r>
           </w:p>
           <w:p>
@@ -653,7 +719,7 @@
               <w:t xml:space="preserve">E-mail: </w:t>
             </w:r>
             <w:r>
-              <w:t xml:space="preserve">belyaev@inbox.ru</w:t>
+              <w:t xml:space="preserve">belyaev@yandex.ru</w:t>
             </w:r>
           </w:p>
           <w:p/>
@@ -753,7 +819,7 @@
         <w:t xml:space="preserve">Адрес склада грузополучателя: </w:t>
       </w:r>
       <w:r>
-        <w:t xml:space="preserve">443010, г. Самара, пер. Победы, д. 37, кв. 143</w:t>
+        <w:t xml:space="preserve">170100, г. Тверь, наб. Гагарина, д. 21, кв. 79</w:t>
       </w:r>
       <w:r>
         <w:t xml:space="preserve">.</w:t>
@@ -764,7 +830,7 @@
         <w:t xml:space="preserve">Кладовщик: </w:t>
       </w:r>
       <w:r>
-        <w:t xml:space="preserve">Новиков Иван Егорович</w:t>
+        <w:t xml:space="preserve">Павлов Пётр Олегович</w:t>
       </w:r>
     </w:p>
     <w:p>
@@ -772,7 +838,7 @@
         <w:t xml:space="preserve">Тел. склада: </w:t>
       </w:r>
       <w:r>
-        <w:t xml:space="preserve">+73832402033</w:t>
+        <w:t xml:space="preserve">+78433458426</w:t>
       </w:r>
     </w:p>
     <w:p/>
@@ -819,13 +885,13 @@
       <w:t xml:space="preserve">Исполнитель документа: </w:t>
     </w:r>
     <w:r>
-      <w:t xml:space="preserve">Пирогова Т. А.</w:t>
+      <w:t xml:space="preserve">Петров Ю. О.</w:t>
     </w:r>
     <w:r>
       <w:t xml:space="preserve">, тел. </w:t>
     </w:r>
     <w:r>
-      <w:t xml:space="preserve">8(846)3646938</w:t>
+      <w:t xml:space="preserve">8(499)4472550</w:t>
     </w:r>
   </w:p>
 </w:ftr>

--- a/tests/corpus_v2/docs/labor_0004.docx
+++ b/tests/corpus_v2/docs/labor_0004.docx
@@ -513,7 +513,13 @@
         <w:t xml:space="preserve">9.3. Контрольная запись: </w:t>
       </w:r>
       <w:r>
-        <w:t xml:space="preserve">77960/594-сс</w:t>
+        <w:rPr>
+          <w:b/>
+        </w:rPr>
+        <w:t xml:space="preserve">77</w:t>
+      </w:r>
+      <w:r>
+        <w:t xml:space="preserve">960/594-сс</w:t>
       </w:r>
       <w:r>
         <w:t xml:space="preserve">.</w:t>

--- a/tests/corpus_v2/docs/labor_0004.docx
+++ b/tests/corpus_v2/docs/labor_0004.docx
@@ -27,7 +27,7 @@
         <w:rPr>
           <w:b/>
         </w:rPr>
-        <w:t xml:space="preserve">8/19</w:t>
+        <w:t xml:space="preserve">62/2025-С</w:t>
       </w:r>
     </w:p>
     <w:p/>
@@ -99,7 +99,7 @@
         <w:t xml:space="preserve">, с другой стороны, совместно именуемые «Стороны», заключили настоящий Договор № </w:t>
       </w:r>
       <w:r>
-        <w:t xml:space="preserve">72Ф-33331/15-044Д</w:t>
+        <w:t xml:space="preserve">82757/261-сс</w:t>
       </w:r>
       <w:r>
         <w:t xml:space="preserve"> (далее — Договор) о нижеследующем:</w:t>
@@ -146,7 +146,7 @@
         <w:t xml:space="preserve">Должностной оклад Работника: </w:t>
       </w:r>
       <w:r>
-        <w:t xml:space="preserve">456 000 (четыреста пятьдесят шесть тысяч) рублей 00 копеек</w:t>
+        <w:t xml:space="preserve">176 000 (сто семьдесят шесть тысяч) рублей 00 копеек</w:t>
       </w:r>
       <w:r>
         <w:t xml:space="preserve">. Заработная плата выплачивается не реже чем каждые полмесяца.</w:t>
@@ -160,7 +160,7 @@
         <w:t xml:space="preserve">Ежегодный оплачиваемый отпуск: </w:t>
       </w:r>
       <w:r>
-        <w:t xml:space="preserve">не позднее 26.07.2026</w:t>
+        <w:t xml:space="preserve">не позднее 04.01.2026</w:t>
       </w:r>
       <w:r>
         <w:t xml:space="preserve">.</w:t>
@@ -180,7 +180,7 @@
         <w:t xml:space="preserve">2.1. Общая цена Договора: </w:t>
       </w:r>
       <w:r>
-        <w:t xml:space="preserve">812 002 рубля 5 коп.</w:t>
+        <w:t xml:space="preserve">7 090 002 рубля 0 коп.</w:t>
       </w:r>
       <w:r>
         <w:t xml:space="preserve">, в том числе НДС</w:t>
@@ -516,10 +516,10 @@
         <w:rPr>
           <w:b/>
         </w:rPr>
-        <w:t xml:space="preserve">77</w:t>
-      </w:r>
-      <w:r>
-        <w:t xml:space="preserve">960/594-сс</w:t>
+        <w:t xml:space="preserve">9/2</w:t>
+      </w:r>
+      <w:r>
+        <w:t xml:space="preserve">0</w:t>
       </w:r>
       <w:r>
         <w:t xml:space="preserve">.</w:t>
@@ -530,7 +530,7 @@
         <w:t xml:space="preserve">9.4. Контрольная запись: </w:t>
       </w:r>
       <w:r>
-        <w:t xml:space="preserve">Tриста сорок три тысячи рублей 00 копеек</w:t>
+        <w:t xml:space="preserve">Один миллион пятьсот шестьдесят тысяч рублей О0 копеек</w:t>
       </w:r>
       <w:r>
         <w:t xml:space="preserve">.</w:t>
@@ -588,7 +588,7 @@
               <w:t xml:space="preserve">Адрес регистрации: </w:t>
             </w:r>
             <w:r>
-              <w:t xml:space="preserve">614000, г. Пермь, ш. Тверская, д. 24, кв. 78</w:t>
+              <w:t xml:space="preserve">614000, г. Пермь, наб. Гагарина, д. 21, кв. 79</w:t>
             </w:r>
           </w:p>
           <w:p>
@@ -627,7 +627,7 @@
               <w:t xml:space="preserve">Тел.: </w:t>
             </w:r>
             <w:r>
-              <w:t xml:space="preserve">8-812-701-33-70</w:t>
+              <w:t xml:space="preserve">+7 843 172 85 60</w:t>
             </w:r>
           </w:p>
           <w:p>
@@ -635,7 +635,7 @@
               <w:t xml:space="preserve">E-mail: </w:t>
             </w:r>
             <w:r>
-              <w:t xml:space="preserve">smirnova@list.ru</w:t>
+              <w:t xml:space="preserve">smirnova@sibtrans.ru</w:t>
             </w:r>
           </w:p>
           <w:p/>
@@ -678,7 +678,7 @@
               <w:t xml:space="preserve">Адрес регистрации: </w:t>
             </w:r>
             <w:r>
-              <w:t xml:space="preserve">630099, г. Новосибирск, проезд Профсоюзная, д. 36, кв. 36</w:t>
+              <w:t xml:space="preserve">420111, г. Казань, просп. Профсоюзная, д. 77, кв. 59</w:t>
             </w:r>
           </w:p>
           <w:p>
@@ -717,7 +717,7 @@
               <w:t xml:space="preserve">Тел.: </w:t>
             </w:r>
             <w:r>
-              <w:t xml:space="preserve">8-843-365-83-19</w:t>
+              <w:t xml:space="preserve">+7 383 241 53 25</w:t>
             </w:r>
           </w:p>
           <w:p>
@@ -725,7 +725,7 @@
               <w:t xml:space="preserve">E-mail: </w:t>
             </w:r>
             <w:r>
-              <w:t xml:space="preserve">belyaev@yandex.ru</w:t>
+              <w:t xml:space="preserve">belyaev@list.ru</w:t>
             </w:r>
           </w:p>
           <w:p/>
@@ -825,7 +825,7 @@
         <w:t xml:space="preserve">Адрес склада грузополучателя: </w:t>
       </w:r>
       <w:r>
-        <w:t xml:space="preserve">170100, г. Тверь, наб. Гагарина, д. 21, кв. 79</w:t>
+        <w:t xml:space="preserve">630099, г. Новосибирск, наб. Заречная, д. 3, кв. 191</w:t>
       </w:r>
       <w:r>
         <w:t xml:space="preserve">.</w:t>
@@ -836,7 +836,7 @@
         <w:t xml:space="preserve">Кладовщик: </w:t>
       </w:r>
       <w:r>
-        <w:t xml:space="preserve">Павлов Пётр Олегович</w:t>
+        <w:t xml:space="preserve">Лебедева Ольга Михайловна</w:t>
       </w:r>
     </w:p>
     <w:p>
@@ -844,7 +844,7 @@
         <w:t xml:space="preserve">Тел. склада: </w:t>
       </w:r>
       <w:r>
-        <w:t xml:space="preserve">+78433458426</w:t>
+        <w:t xml:space="preserve">8-843-178-54-48</w:t>
       </w:r>
     </w:p>
     <w:p/>
@@ -891,13 +891,13 @@
       <w:t xml:space="preserve">Исполнитель документа: </w:t>
     </w:r>
     <w:r>
-      <w:t xml:space="preserve">Петров Ю. О.</w:t>
+      <w:t xml:space="preserve">Кузнецова С. А.</w:t>
     </w:r>
     <w:r>
       <w:t xml:space="preserve">, тел. </w:t>
     </w:r>
     <w:r>
-      <w:t xml:space="preserve">8(499)4472550</w:t>
+      <w:t xml:space="preserve">8(499)5163957</w:t>
     </w:r>
   </w:p>
 </w:ftr>

--- a/tests/corpus_v2/docs/labor_0004.docx
+++ b/tests/corpus_v2/docs/labor_0004.docx
@@ -72,7 +72,7 @@
         <w:t xml:space="preserve">паспорт </w:t>
       </w:r>
       <w:r>
-        <w:t xml:space="preserve">43 15 415582</w:t>
+        <w:t xml:space="preserve">14 01 149778</w:t>
       </w:r>
       <w:r>
         <w:t xml:space="preserve">, выдан </w:t>
@@ -282,10 +282,16 @@
         <w:t xml:space="preserve">МКАС при ТПП РФ</w:t>
       </w:r>
       <w:r>
+        <w:t xml:space="preserve">. Товар отгружается с сопроводительным документом паспорт качества № </w:t>
+      </w:r>
+      <w:r>
+        <w:t xml:space="preserve">13 21 411843</w:t>
+      </w:r>
+      <w:r>
         <w:t xml:space="preserve">. Цена — </w:t>
       </w:r>
       <w:r>
-        <w:t xml:space="preserve">не более 806 000,6 (Восьмисот шести тысяч) руб.</w:t>
+        <w:t xml:space="preserve">не более 211 000,0 (Двухсот одиннадцати тысяч) руб.</w:t>
       </w:r>
       <w:r>
         <w:t xml:space="preserve">, </w:t>
@@ -311,7 +317,7 @@
         <w:t xml:space="preserve">3.1. Место исполнения обязательств: </w:t>
       </w:r>
       <w:r>
-        <w:t xml:space="preserve">420111, г. Казань, ул. Ленина, д. 46, кв. 119</w:t>
+        <w:t xml:space="preserve">630099, г. Новосибирск, ул. Космонавтов, д. 90, кв. 45</w:t>
       </w:r>
       <w:r>
         <w:t xml:space="preserve">.</w:t>
@@ -328,7 +334,7 @@
         <w:t xml:space="preserve"> по телефону </w:t>
       </w:r>
       <w:r>
-        <w:t xml:space="preserve">+7 846 279 22 46</w:t>
+        <w:t xml:space="preserve">+7 812 319 36 63</w:t>
       </w:r>
       <w:r>
         <w:t xml:space="preserve">.</w:t>
@@ -339,7 +345,7 @@
         <w:t xml:space="preserve">3.3. Срок исполнения обязательств — </w:t>
       </w:r>
       <w:r>
-        <w:t xml:space="preserve">в течение 10 рабочих дней со дня предъявления требования</w:t>
+        <w:t xml:space="preserve">в течение 60 рабочих дней со дня предъявления требования</w:t>
       </w:r>
       <w:r>
         <w:t xml:space="preserve">.</w:t>
@@ -398,7 +404,7 @@
         <w:t xml:space="preserve">Сторона, для которой создалась невозможность исполнения, обязана уведомить другую Сторону. Срок уведомления — </w:t>
       </w:r>
       <w:r>
-        <w:t xml:space="preserve">в течение тридцати шести месяцев с момента заключения контракта</w:t>
+        <w:t xml:space="preserve">в течение трех месяцев с момента заключения контракта</w:t>
       </w:r>
       <w:r>
         <w:t xml:space="preserve">.</w:t>
@@ -412,7 +418,7 @@
         <w:t xml:space="preserve">Все споры и разногласия решаются путём переговоров. Претензионный порядок обязателен, срок ответа на претензию — </w:t>
       </w:r>
       <w:r>
-        <w:t xml:space="preserve">не позднее 07.07.2025</w:t>
+        <w:t xml:space="preserve">не позднее 08.08.2026</w:t>
       </w:r>
       <w:r>
         <w:t xml:space="preserve">.</w:t>
@@ -433,7 +439,7 @@
         <w:t xml:space="preserve">Дополнительный телефон: </w:t>
       </w:r>
       <w:r>
-        <w:t xml:space="preserve">+7 (499⁠) 567-47-­17</w:t>
+        <w:t xml:space="preserve">+7 (49 5) ‍299-60-80</w:t>
       </w:r>
     </w:p>
     <w:p>
@@ -441,7 +447,7 @@
         <w:t xml:space="preserve">Контактное лицо: </w:t>
       </w:r>
       <w:r>
-        <w:t xml:space="preserve">Беляев Вл ад‍имир Олегович</w:t>
+        <w:t xml:space="preserve">Б⁠еляев‍ Владимир Олегович</w:t>
       </w:r>
     </w:p>
     <w:p>
@@ -482,10 +488,10 @@
         <w:rPr>
           <w:b/>
         </w:rPr>
-        <w:t xml:space="preserve">1/1</w:t>
-      </w:r>
-      <w:r>
-        <w:t xml:space="preserve">50 ключевой ставки ЦБ РФ от цены Договора</w:t>
+        <w:t xml:space="preserve">1</w:t>
+      </w:r>
+      <w:r>
+        <w:t xml:space="preserve">5 (пятнадцать) процентов годовых</w:t>
       </w:r>
       <w:r>
         <w:t xml:space="preserve">.</w:t>
@@ -516,10 +522,10 @@
         <w:rPr>
           <w:b/>
         </w:rPr>
-        <w:t xml:space="preserve">9/2</w:t>
-      </w:r>
-      <w:r>
-        <w:t xml:space="preserve">0</w:t>
+        <w:t xml:space="preserve">3/1</w:t>
+      </w:r>
+      <w:r>
+        <w:t xml:space="preserve">9</w:t>
       </w:r>
       <w:r>
         <w:t xml:space="preserve">.</w:t>
@@ -530,7 +536,7 @@
         <w:t xml:space="preserve">9.4. Контрольная запись: </w:t>
       </w:r>
       <w:r>
-        <w:t xml:space="preserve">Один миллион пятьсот шестьдесят тысяч рублей О0 копеек</w:t>
+        <w:t xml:space="preserve">Двести тридцать пять тысяч рублей О0 копеек</w:t>
       </w:r>
       <w:r>
         <w:t xml:space="preserve">.</w:t>
@@ -588,7 +594,7 @@
               <w:t xml:space="preserve">Адрес регистрации: </w:t>
             </w:r>
             <w:r>
-              <w:t xml:space="preserve">614000, г. Пермь, наб. Гагарина, д. 21, кв. 79</w:t>
+              <w:t xml:space="preserve">344002, г. Ростов-на-Дону, пер. Заречная, д. 75, кв. 72</w:t>
             </w:r>
           </w:p>
           <w:p>
@@ -627,7 +633,7 @@
               <w:t xml:space="preserve">Тел.: </w:t>
             </w:r>
             <w:r>
-              <w:t xml:space="preserve">+7 843 172 85 60</w:t>
+              <w:t xml:space="preserve">8(812)5784383</w:t>
             </w:r>
           </w:p>
           <w:p>
@@ -635,7 +641,7 @@
               <w:t xml:space="preserve">E-mail: </w:t>
             </w:r>
             <w:r>
-              <w:t xml:space="preserve">smirnova@sibtrans.ru</w:t>
+              <w:t xml:space="preserve">smirnova@mail.ru</w:t>
             </w:r>
           </w:p>
           <w:p/>
@@ -678,7 +684,7 @@
               <w:t xml:space="preserve">Адрес регистрации: </w:t>
             </w:r>
             <w:r>
-              <w:t xml:space="preserve">420111, г. Казань, просп. Профсоюзная, д. 77, кв. 59</w:t>
+              <w:t xml:space="preserve">170100, г. Тверь, наб. Ленинградская, д. 22, кв. 189</w:t>
             </w:r>
           </w:p>
           <w:p>
@@ -686,7 +692,7 @@
               <w:t xml:space="preserve">Паспорт </w:t>
             </w:r>
             <w:r>
-              <w:t xml:space="preserve">43 15 415582</w:t>
+              <w:t xml:space="preserve">14 01 149778</w:t>
             </w:r>
             <w:r>
               <w:t xml:space="preserve">, выдан ОУФМС России по Тверской области в Заволжском р-не 23.12.2007</w:t>
@@ -703,13 +709,13 @@
               <w:t xml:space="preserve">СНИЛС </w:t>
             </w:r>
             <w:r>
-              <w:t xml:space="preserve">106-209-345 20</w:t>
+              <w:t xml:space="preserve">209-345-576 73</w:t>
             </w:r>
             <w:r>
               <w:t xml:space="preserve"> ИНН </w:t>
             </w:r>
             <w:r>
-              <w:t xml:space="preserve">102273455677</w:t>
+              <w:t xml:space="preserve">273455610661</w:t>
             </w:r>
           </w:p>
           <w:p>
@@ -717,7 +723,7 @@
               <w:t xml:space="preserve">Тел.: </w:t>
             </w:r>
             <w:r>
-              <w:t xml:space="preserve">+7 383 241 53 25</w:t>
+              <w:t xml:space="preserve">8(812)8842558</w:t>
             </w:r>
           </w:p>
           <w:p>
@@ -725,7 +731,7 @@
               <w:t xml:space="preserve">E-mail: </w:t>
             </w:r>
             <w:r>
-              <w:t xml:space="preserve">belyaev@list.ru</w:t>
+              <w:t xml:space="preserve">belyaev@mail.ru</w:t>
             </w:r>
           </w:p>
           <w:p/>
@@ -825,7 +831,7 @@
         <w:t xml:space="preserve">Адрес склада грузополучателя: </w:t>
       </w:r>
       <w:r>
-        <w:t xml:space="preserve">630099, г. Новосибирск, наб. Заречная, д. 3, кв. 191</w:t>
+        <w:t xml:space="preserve">443010, г. Самара, бул. Промышленная, д. 31, кв. 149</w:t>
       </w:r>
       <w:r>
         <w:t xml:space="preserve">.</w:t>
@@ -836,7 +842,7 @@
         <w:t xml:space="preserve">Кладовщик: </w:t>
       </w:r>
       <w:r>
-        <w:t xml:space="preserve">Лебедева Ольга Михайловна</w:t>
+        <w:t xml:space="preserve">Михайлов Алексей Иванович</w:t>
       </w:r>
     </w:p>
     <w:p>
@@ -844,7 +850,7 @@
         <w:t xml:space="preserve">Тел. склада: </w:t>
       </w:r>
       <w:r>
-        <w:t xml:space="preserve">8-843-178-54-48</w:t>
+        <w:t xml:space="preserve">499 4472550</w:t>
       </w:r>
     </w:p>
     <w:p/>
@@ -891,13 +897,13 @@
       <w:t xml:space="preserve">Исполнитель документа: </w:t>
     </w:r>
     <w:r>
-      <w:t xml:space="preserve">Кузнецова С. А.</w:t>
+      <w:t xml:space="preserve">Зайцева Д. И.</w:t>
     </w:r>
     <w:r>
       <w:t xml:space="preserve">, тел. </w:t>
     </w:r>
     <w:r>
-      <w:t xml:space="preserve">8(499)5163957</w:t>
+      <w:t xml:space="preserve">8(846)4663834</w:t>
     </w:r>
   </w:p>
 </w:ftr>

--- a/tests/corpus_v2/docs/labor_0004.docx
+++ b/tests/corpus_v2/docs/labor_0004.docx
@@ -288,10 +288,46 @@
         <w:t xml:space="preserve">13 21 411843</w:t>
       </w:r>
       <w:r>
+        <w:t xml:space="preserve">. К партии приложен паспорт изделия № </w:t>
+      </w:r>
+      <w:r>
+        <w:t xml:space="preserve">26 25 006085</w:t>
+      </w:r>
+      <w:r>
+        <w:t xml:space="preserve">. Оборудование поставляется с паспортом транспортного средства № </w:t>
+      </w:r>
+      <w:r>
+        <w:t xml:space="preserve">04 12 484917</w:t>
+      </w:r>
+      <w:r>
+        <w:t xml:space="preserve">. Приёмка производится согласно техническому паспорту </w:t>
+      </w:r>
+      <w:r>
+        <w:t xml:space="preserve">06 23 183900</w:t>
+      </w:r>
+      <w:r>
+        <w:t xml:space="preserve">. СНИЛС не указан, номер заказа </w:t>
+      </w:r>
+      <w:r>
+        <w:t xml:space="preserve">103-290-220 26</w:t>
+      </w:r>
+      <w:r>
+        <w:t xml:space="preserve">. Дата рождения не проставлена, документ выдан </w:t>
+      </w:r>
+      <w:r>
+        <w:t xml:space="preserve">26.07.2023</w:t>
+      </w:r>
+      <w:r>
+        <w:t xml:space="preserve">. Код подразделения, см. артикул </w:t>
+      </w:r>
+      <w:r>
+        <w:t xml:space="preserve">209-415</w:t>
+      </w:r>
+      <w:r>
         <w:t xml:space="preserve">. Цена — </w:t>
       </w:r>
       <w:r>
-        <w:t xml:space="preserve">не более 211 000,0 (Двухсот одиннадцати тысяч) руб.</w:t>
+        <w:t xml:space="preserve">не более 44 000,7 (Сорока четырёх тысяч) руб.</w:t>
       </w:r>
       <w:r>
         <w:t xml:space="preserve">, </w:t>
@@ -317,7 +353,7 @@
         <w:t xml:space="preserve">3.1. Место исполнения обязательств: </w:t>
       </w:r>
       <w:r>
-        <w:t xml:space="preserve">630099, г. Новосибирск, ул. Космонавтов, д. 90, кв. 45</w:t>
+        <w:t xml:space="preserve">141400, г. Химки, просп. Советская, д. 51, кв. 184</w:t>
       </w:r>
       <w:r>
         <w:t xml:space="preserve">.</w:t>
@@ -334,7 +370,7 @@
         <w:t xml:space="preserve"> по телефону </w:t>
       </w:r>
       <w:r>
-        <w:t xml:space="preserve">+7 812 319 36 63</w:t>
+        <w:t xml:space="preserve">812 4432059</w:t>
       </w:r>
       <w:r>
         <w:t xml:space="preserve">.</w:t>
@@ -345,7 +381,7 @@
         <w:t xml:space="preserve">3.3. Срок исполнения обязательств — </w:t>
       </w:r>
       <w:r>
-        <w:t xml:space="preserve">в течение 60 рабочих дней со дня предъявления требования</w:t>
+        <w:t xml:space="preserve">в течение 3 рабочих дней со дня предъявления требования</w:t>
       </w:r>
       <w:r>
         <w:t xml:space="preserve">.</w:t>
@@ -404,7 +440,7 @@
         <w:t xml:space="preserve">Сторона, для которой создалась невозможность исполнения, обязана уведомить другую Сторону. Срок уведомления — </w:t>
       </w:r>
       <w:r>
-        <w:t xml:space="preserve">в течение трех месяцев с момента заключения контракта</w:t>
+        <w:t xml:space="preserve">в течение двадцати четырех месяцев с момента заключения контракта</w:t>
       </w:r>
       <w:r>
         <w:t xml:space="preserve">.</w:t>
@@ -418,7 +454,7 @@
         <w:t xml:space="preserve">Все споры и разногласия решаются путём переговоров. Претензионный порядок обязателен, срок ответа на претензию — </w:t>
       </w:r>
       <w:r>
-        <w:t xml:space="preserve">не позднее 08.08.2026</w:t>
+        <w:t xml:space="preserve">не позднее 12.12.2026</w:t>
       </w:r>
       <w:r>
         <w:t xml:space="preserve">.</w:t>
@@ -439,7 +475,7 @@
         <w:t xml:space="preserve">Дополнительный телефон: </w:t>
       </w:r>
       <w:r>
-        <w:t xml:space="preserve">+7 (49 5) ‍299-60-80</w:t>
+        <w:t xml:space="preserve">+7 (499) 4​15-3​8-24</w:t>
       </w:r>
     </w:p>
     <w:p>
@@ -447,7 +483,7 @@
         <w:t xml:space="preserve">Контактное лицо: </w:t>
       </w:r>
       <w:r>
-        <w:t xml:space="preserve">Б⁠еляев‍ Владимир Олегович</w:t>
+        <w:t xml:space="preserve">Беляев Вла димир Ол​егович</w:t>
       </w:r>
     </w:p>
     <w:p>
@@ -488,10 +524,10 @@
         <w:rPr>
           <w:b/>
         </w:rPr>
-        <w:t xml:space="preserve">1</w:t>
-      </w:r>
-      <w:r>
-        <w:t xml:space="preserve">5 (пятнадцать) процентов годовых</w:t>
+        <w:t xml:space="preserve">1/1</w:t>
+      </w:r>
+      <w:r>
+        <w:t xml:space="preserve">50 ключевой ставки ЦБ РФ от цены Договора</w:t>
       </w:r>
       <w:r>
         <w:t xml:space="preserve">.</w:t>
@@ -505,10 +541,10 @@
         <w:rPr>
           <w:b/>
         </w:rPr>
-        <w:t xml:space="preserve">в течение 2</w:t>
-      </w:r>
-      <w:r>
-        <w:t xml:space="preserve">0 рабочих дней со дня предъявления требования</w:t>
+        <w:t xml:space="preserve">в течение 1</w:t>
+      </w:r>
+      <w:r>
+        <w:t xml:space="preserve">4 (Четырнадцати) банковских дней с момента подписания акта</w:t>
       </w:r>
       <w:r>
         <w:t xml:space="preserve">.</w:t>
@@ -522,7 +558,7 @@
         <w:rPr>
           <w:b/>
         </w:rPr>
-        <w:t xml:space="preserve">3/1</w:t>
+        <w:t xml:space="preserve">4/1</w:t>
       </w:r>
       <w:r>
         <w:t xml:space="preserve">9</w:t>
@@ -536,7 +572,7 @@
         <w:t xml:space="preserve">9.4. Контрольная запись: </w:t>
       </w:r>
       <w:r>
-        <w:t xml:space="preserve">Двести тридцать пять тысяч рублей О0 копеек</w:t>
+        <w:t xml:space="preserve">Сорок четыре миллиона восемьсот тысяч рублей О0 копеек</w:t>
       </w:r>
       <w:r>
         <w:t xml:space="preserve">.</w:t>
@@ -594,7 +630,7 @@
               <w:t xml:space="preserve">Адрес регистрации: </w:t>
             </w:r>
             <w:r>
-              <w:t xml:space="preserve">344002, г. Ростов-на-Дону, пер. Заречная, д. 75, кв. 72</w:t>
+              <w:t xml:space="preserve">630099, г. Новосибирск, пер. Садовая, д. 84, кв. 6</w:t>
             </w:r>
           </w:p>
           <w:p>
@@ -633,7 +669,7 @@
               <w:t xml:space="preserve">Тел.: </w:t>
             </w:r>
             <w:r>
-              <w:t xml:space="preserve">8(812)5784383</w:t>
+              <w:t xml:space="preserve">+7 (812) 925-38-34 доб. 557</w:t>
             </w:r>
           </w:p>
           <w:p>
@@ -641,7 +677,7 @@
               <w:t xml:space="preserve">E-mail: </w:t>
             </w:r>
             <w:r>
-              <w:t xml:space="preserve">smirnova@mail.ru</w:t>
+              <w:t xml:space="preserve">smirnova@corp-tehno.ru</w:t>
             </w:r>
           </w:p>
           <w:p/>
@@ -684,7 +720,7 @@
               <w:t xml:space="preserve">Адрес регистрации: </w:t>
             </w:r>
             <w:r>
-              <w:t xml:space="preserve">170100, г. Тверь, наб. Ленинградская, д. 22, кв. 189</w:t>
+              <w:t xml:space="preserve">620014, г. Екатеринбург, пер. Баумана, д. 39, кв. 140</w:t>
             </w:r>
           </w:p>
           <w:p>
@@ -723,7 +759,7 @@
               <w:t xml:space="preserve">Тел.: </w:t>
             </w:r>
             <w:r>
-              <w:t xml:space="preserve">8(812)8842558</w:t>
+              <w:t xml:space="preserve">812 7622868</w:t>
             </w:r>
           </w:p>
           <w:p>
@@ -731,7 +767,7 @@
               <w:t xml:space="preserve">E-mail: </w:t>
             </w:r>
             <w:r>
-              <w:t xml:space="preserve">belyaev@mail.ru</w:t>
+              <w:t xml:space="preserve">belyaev@gmail.com</w:t>
             </w:r>
           </w:p>
           <w:p/>
@@ -831,7 +867,7 @@
         <w:t xml:space="preserve">Адрес склада грузополучателя: </w:t>
       </w:r>
       <w:r>
-        <w:t xml:space="preserve">443010, г. Самара, бул. Промышленная, д. 31, кв. 149</w:t>
+        <w:t xml:space="preserve">143400, г. Красногорск, бул. Пушкина, д. 30, кв. 96</w:t>
       </w:r>
       <w:r>
         <w:t xml:space="preserve">.</w:t>
@@ -842,7 +878,7 @@
         <w:t xml:space="preserve">Кладовщик: </w:t>
       </w:r>
       <w:r>
-        <w:t xml:space="preserve">Михайлов Алексей Иванович</w:t>
+        <w:t xml:space="preserve">Новикова Мария Юрьевна</w:t>
       </w:r>
     </w:p>
     <w:p>
@@ -850,7 +886,7 @@
         <w:t xml:space="preserve">Тел. склада: </w:t>
       </w:r>
       <w:r>
-        <w:t xml:space="preserve">499 4472550</w:t>
+        <w:t xml:space="preserve">812 4353978</w:t>
       </w:r>
     </w:p>
     <w:p/>
@@ -897,13 +933,13 @@
       <w:t xml:space="preserve">Исполнитель документа: </w:t>
     </w:r>
     <w:r>
-      <w:t xml:space="preserve">Зайцева Д. И.</w:t>
+      <w:t xml:space="preserve">Никитина Е. В.</w:t>
     </w:r>
     <w:r>
       <w:t xml:space="preserve">, тел. </w:t>
     </w:r>
     <w:r>
-      <w:t xml:space="preserve">8(846)4663834</w:t>
+      <w:t xml:space="preserve">8(383)9682972</w:t>
     </w:r>
   </w:p>
 </w:ftr>

--- a/tests/corpus_v2/docs/labor_0004.docx
+++ b/tests/corpus_v2/docs/labor_0004.docx
@@ -339,255 +339,120 @@
         <w:t xml:space="preserve">.</w:t>
       </w:r>
     </w:p>
-    <w:p/>
-    <w:p>
-      <w:r>
-        <w:rPr>
-          <w:b/>
-        </w:rPr>
-        <w:t xml:space="preserve">3. МЕСТО И СРОКИ ИСПОЛНЕНИЯ</w:t>
-      </w:r>
-    </w:p>
-    <w:p>
-      <w:r>
-        <w:t xml:space="preserve">3.1. Место исполнения обязательств: </w:t>
-      </w:r>
-      <w:r>
-        <w:t xml:space="preserve">141400, г. Химки, просп. Советская, д. 51, кв. 184</w:t>
-      </w:r>
-      <w:r>
-        <w:t xml:space="preserve">.</w:t>
-      </w:r>
-    </w:p>
-    <w:p>
-      <w:r>
-        <w:t xml:space="preserve">3.2. Уведомления направляются </w:t>
-      </w:r>
-      <w:r>
-        <w:t xml:space="preserve">Беляеву Владимиру Олеговичу</w:t>
-      </w:r>
-      <w:r>
-        <w:t xml:space="preserve"> по телефону </w:t>
-      </w:r>
-      <w:r>
-        <w:t xml:space="preserve">812 4432059</w:t>
-      </w:r>
-      <w:r>
-        <w:t xml:space="preserve">.</w:t>
-      </w:r>
-    </w:p>
-    <w:p>
-      <w:r>
-        <w:t xml:space="preserve">3.3. Срок исполнения обязательств — </w:t>
-      </w:r>
-      <w:r>
-        <w:t xml:space="preserve">в течение 3 рабочих дней со дня предъявления требования</w:t>
-      </w:r>
-      <w:r>
-        <w:t xml:space="preserve">.</w:t>
-      </w:r>
-    </w:p>
-    <w:p/>
-    <w:p>
-      <w:r>
-        <w:rPr>
-          <w:b/>
-        </w:rPr>
-        <w:t xml:space="preserve">4. ПРОЧИЕ УСЛОВИЯ</w:t>
-      </w:r>
-    </w:p>
-    <w:p>
-      <w:r>
-        <w:t xml:space="preserve">4.1. </w:t>
-      </w:r>
-      <w:r>
-        <w:t xml:space="preserve">Стороны несут ответственность за неисполнение или ненадлежащее исполнение обязательств в соответствии с законодательством Российской Федерации.</w:t>
-      </w:r>
-    </w:p>
-    <w:p>
-      <w:r>
-        <w:t xml:space="preserve">4.2. </w:t>
-      </w:r>
-      <w:r>
-        <w:t xml:space="preserve">Размер неустойки за нарушение сроков оплаты: </w:t>
-      </w:r>
-      <w:r>
-        <w:t xml:space="preserve">7 (семь) процентов за каждый день просрочки</w:t>
-      </w:r>
-      <w:r>
-        <w:t xml:space="preserve">. Предельный размер ответственности: </w:t>
-      </w:r>
-      <w:r>
-        <w:t xml:space="preserve">0,5 процента от стоимости неоплаченных работ</w:t>
-      </w:r>
-      <w:r>
-        <w:t xml:space="preserve">.</w:t>
-      </w:r>
-    </w:p>
-    <w:p>
-      <w:r>
-        <w:t xml:space="preserve">4.3. </w:t>
-      </w:r>
-      <w:r>
-        <w:t xml:space="preserve">Стороны освобождаются от ответственности при наступлении обстоятельств непреодолимой силы, если они прямо повлияли на исполнение обязательств.</w:t>
-      </w:r>
-    </w:p>
-    <w:p>
-      <w:r>
-        <w:t xml:space="preserve">4.4. </w:t>
-      </w:r>
-      <w:r>
-        <w:t xml:space="preserve">Сторона, для которой создалась невозможность исполнения, обязана уведомить другую Сторону. Срок уведомления — </w:t>
-      </w:r>
-      <w:r>
-        <w:t xml:space="preserve">в течение двадцати четырех месяцев с момента заключения контракта</w:t>
-      </w:r>
-      <w:r>
-        <w:t xml:space="preserve">.</w:t>
-      </w:r>
-    </w:p>
-    <w:p>
-      <w:r>
-        <w:t xml:space="preserve">4.5. </w:t>
-      </w:r>
-      <w:r>
-        <w:t xml:space="preserve">Все споры и разногласия решаются путём переговоров. Претензионный порядок обязателен, срок ответа на претензию — </w:t>
-      </w:r>
-      <w:r>
-        <w:t xml:space="preserve">не позднее 12.12.2026</w:t>
-      </w:r>
-      <w:r>
-        <w:t xml:space="preserve">.</w:t>
-      </w:r>
-    </w:p>
-    <w:p/>
-    <w:p/>
-    <w:p>
-      <w:r>
-        <w:rPr>
-          <w:b/>
-        </w:rPr>
-        <w:t xml:space="preserve">10. ДОПОЛНИТЕЛЬНЫЕ СВЕДЕНИЯ О СТОРОНАХ</w:t>
-      </w:r>
-    </w:p>
-    <w:p>
-      <w:r>
-        <w:t xml:space="preserve">Дополнительный телефон: </w:t>
-      </w:r>
-      <w:r>
-        <w:t xml:space="preserve">+7 (499) 4​15-3​8-24</w:t>
-      </w:r>
-    </w:p>
-    <w:p>
-      <w:r>
-        <w:t xml:space="preserve">Контактное лицо: </w:t>
-      </w:r>
-      <w:r>
-        <w:t xml:space="preserve">Беляев Вла димир Ол​егович</w:t>
-      </w:r>
-    </w:p>
-    <w:p>
-      <w:r>
-        <w:t xml:space="preserve">Получатель уведомлений: </w:t>
-      </w:r>
-      <w:r>
-        <w:t xml:space="preserve">Беляев</w:t>
-        <w:br/>
-        <w:t xml:space="preserve">Владимир Олегович</w:t>
-      </w:r>
-    </w:p>
-    <w:p>
-      <w:r>
-        <w:t xml:space="preserve">Счёт для возврата: </w:t>
-      </w:r>
-      <w:r>
-        <w:t xml:space="preserve">408178107</w:t>
-        <w:br/>
-        <w:t xml:space="preserve">46841992878</w:t>
-      </w:r>
-    </w:p>
-    <w:p/>
-    <w:p/>
-    <w:p>
-      <w:r>
-        <w:rPr>
-          <w:b/>
-        </w:rPr>
-        <w:t xml:space="preserve">9. КОНТРОЛЬНЫЕ ВЕЛИЧИНЫ</w:t>
-      </w:r>
-    </w:p>
-    <w:p>
-      <w:r>
-        <w:t xml:space="preserve">9.1. Контрольная запись: </w:t>
-      </w:r>
-      <w:r>
-        <w:rPr>
-          <w:b/>
-        </w:rPr>
-        <w:t xml:space="preserve">1/1</w:t>
-      </w:r>
-      <w:r>
-        <w:t xml:space="preserve">50 ключевой ставки ЦБ РФ от цены Договора</w:t>
-      </w:r>
-      <w:r>
-        <w:t xml:space="preserve">.</w:t>
-      </w:r>
-    </w:p>
-    <w:p>
-      <w:r>
-        <w:t xml:space="preserve">9.2. Контрольная запись: </w:t>
-      </w:r>
-      <w:r>
-        <w:rPr>
-          <w:b/>
-        </w:rPr>
-        <w:t xml:space="preserve">в течение 1</w:t>
-      </w:r>
-      <w:r>
-        <w:t xml:space="preserve">4 (Четырнадцати) банковских дней с момента подписания акта</w:t>
-      </w:r>
-      <w:r>
-        <w:t xml:space="preserve">.</w:t>
-      </w:r>
-    </w:p>
-    <w:p>
-      <w:r>
-        <w:t xml:space="preserve">9.3. Контрольная запись: </w:t>
-      </w:r>
-      <w:r>
-        <w:rPr>
-          <w:b/>
-        </w:rPr>
-        <w:t xml:space="preserve">4/1</w:t>
-      </w:r>
-      <w:r>
-        <w:t xml:space="preserve">9</w:t>
-      </w:r>
-      <w:r>
-        <w:t xml:space="preserve">.</w:t>
-      </w:r>
-    </w:p>
-    <w:p>
-      <w:r>
-        <w:t xml:space="preserve">9.4. Контрольная запись: </w:t>
-      </w:r>
-      <w:r>
-        <w:t xml:space="preserve">Сорок четыре миллиона восемьсот тысяч рублей О0 копеек</w:t>
-      </w:r>
-      <w:r>
-        <w:t xml:space="preserve">.</w:t>
-      </w:r>
-    </w:p>
-    <w:p/>
-    <w:p>
-      <w:r>
-        <w:rPr>
-          <w:b/>
-        </w:rPr>
-        <w:t xml:space="preserve">РЕКВИЗИТЫ И ПОДПИСИ СТОРОН</w:t>
-      </w:r>
-    </w:p>
-    <w:p/>
+    <w:p>
+      <w:r>
+        <w:t xml:space="preserve">2.5. </w:t>
+      </w:r>
+      <w:r>
+        <w:t xml:space="preserve">Товар маркирован штрихкодом </w:t>
+      </w:r>
+      <w:r>
+        <w:t xml:space="preserve">4603976679618</w:t>
+      </w:r>
+      <w:r>
+        <w:t xml:space="preserve">. Код контрагента по ОКПО — </w:t>
+      </w:r>
+      <w:r>
+        <w:t xml:space="preserve">5131273596</w:t>
+      </w:r>
+      <w:r>
+        <w:t xml:space="preserve">. Оборудование учтено под инвентарным номером </w:t>
+      </w:r>
+      <w:r>
+        <w:t xml:space="preserve">049250569</w:t>
+      </w:r>
+      <w:r>
+        <w:t xml:space="preserve">, складской позиции присвоен номер </w:t>
+      </w:r>
+      <w:r>
+        <w:t xml:space="preserve">896916687</w:t>
+      </w:r>
+      <w:r>
+        <w:t xml:space="preserve">.</w:t>
+      </w:r>
+    </w:p>
+    <w:p>
+      <w:r>
+        <w:t xml:space="preserve">2.6. </w:t>
+      </w:r>
+      <w:r>
+        <w:t xml:space="preserve">Оплата по счёту-фактуре на КБК </w:t>
+      </w:r>
+      <w:r>
+        <w:t xml:space="preserve">18210101011011000142</w:t>
+      </w:r>
+      <w:r>
+        <w:t xml:space="preserve">. ИНН не присвоен, регистрационный № </w:t>
+      </w:r>
+      <w:r>
+        <w:t xml:space="preserve">1441001599</w:t>
+      </w:r>
+      <w:r>
+        <w:t xml:space="preserve">. ИНН не присвоен, платёжный документ № </w:t>
+      </w:r>
+      <w:r>
+        <w:t xml:space="preserve">903598072093</w:t>
+      </w:r>
+      <w:r>
+        <w:t xml:space="preserve">. Заказчик действует в лице </w:t>
+      </w:r>
+      <w:r>
+        <w:t xml:space="preserve">уполномоченного представителя</w:t>
+      </w:r>
+      <w:r>
+        <w:t xml:space="preserve">, назначаемого приказом.</w:t>
+      </w:r>
+    </w:p>
+    <w:p>
+      <w:r>
+        <w:t xml:space="preserve">2.7. </w:t>
+      </w:r>
+      <w:r>
+        <w:t xml:space="preserve">Массовая доля влаги в товаре — </w:t>
+      </w:r>
+      <w:r>
+        <w:t xml:space="preserve">не более 8 %</w:t>
+      </w:r>
+      <w:r>
+        <w:t xml:space="preserve">. Товар подлежит хранению </w:t>
+      </w:r>
+      <w:r>
+        <w:t xml:space="preserve">в течение 12 часов</w:t>
+      </w:r>
+      <w:r>
+        <w:t xml:space="preserve"> при температуре не выше +4 °C. Срок исковой давности по требованиям, вытекающим из Договора, составляет </w:t>
+      </w:r>
+      <w:r>
+        <w:t xml:space="preserve">в течение трёх лет</w:t>
+      </w:r>
+      <w:r>
+        <w:t xml:space="preserve">, как установлено статьёй 196 Гражданского кодекса Российской Федерации. Обработка данных ведётся согласно Федеральному закону от 27.07.2006 № 152-ФЗ </w:t>
+      </w:r>
+      <w:r>
+        <w:t xml:space="preserve">«О персональных данных»</w:t>
+      </w:r>
+      <w:r>
+        <w:t xml:space="preserve">. Товар поставляется под маркой </w:t>
+      </w:r>
+      <w:r>
+        <w:t xml:space="preserve">«Стандарт»</w:t>
+      </w:r>
+      <w:r>
+        <w:t xml:space="preserve">. Влажность определяется </w:t>
+      </w:r>
+      <w:r>
+        <w:t xml:space="preserve">по методу Кьельдаля</w:t>
+      </w:r>
+      <w:r>
+        <w:t xml:space="preserve">. Споры передаются на рассмотрение в Арбитражный суд </w:t>
+      </w:r>
+      <w:r>
+        <w:t xml:space="preserve">города Москвы</w:t>
+      </w:r>
+      <w:r>
+        <w:t xml:space="preserve">.</w:t>
+      </w:r>
+    </w:p>
     <w:tbl>
       <w:tblPr>
         <w:tblW w:w="9360" w:type="dxa"/>
@@ -611,82 +476,7 @@
           </w:tcPr>
           <w:p>
             <w:r>
-              <w:rPr>
-                <w:b/>
-              </w:rPr>
-              <w:t xml:space="preserve">Работодатель:</w:t>
-            </w:r>
-          </w:p>
-          <w:p>
-            <w:r>
-              <w:t xml:space="preserve">Индивидуальный предприниматель </w:t>
-            </w:r>
-            <w:r>
-              <w:t xml:space="preserve">Смирнова Мария Николаевна</w:t>
-            </w:r>
-          </w:p>
-          <w:p>
-            <w:r>
-              <w:t xml:space="preserve">Адрес регистрации: </w:t>
-            </w:r>
-            <w:r>
-              <w:t xml:space="preserve">630099, г. Новосибирск, пер. Садовая, д. 84, кв. 6</w:t>
-            </w:r>
-          </w:p>
-          <w:p>
-            <w:r>
-              <w:t xml:space="preserve">ИНН </w:t>
-            </w:r>
-            <w:r>
-              <w:t xml:space="preserve">110056673254</w:t>
-            </w:r>
-            <w:r>
-              <w:t xml:space="preserve"> ОГРНИП </w:t>
-            </w:r>
-            <w:r>
-              <w:t xml:space="preserve">319323374921192</w:t>
-            </w:r>
-          </w:p>
-          <w:p>
-            <w:r>
-              <w:t xml:space="preserve">р/с </w:t>
-            </w:r>
-            <w:r>
-              <w:t xml:space="preserve">40802810127206326816</w:t>
-            </w:r>
-            <w:r>
-              <w:t xml:space="preserve"> в АО «Альфа-Банк»</w:t>
-            </w:r>
-            <w:r>
-              <w:t xml:space="preserve">, БИК </w:t>
-            </w:r>
-            <w:r>
-              <w:t xml:space="preserve">044525593</w:t>
-            </w:r>
-          </w:p>
-          <w:p>
-            <w:r>
-              <w:t xml:space="preserve">Тел.: </w:t>
-            </w:r>
-            <w:r>
-              <w:t xml:space="preserve">+7 (812) 925-38-34 доб. 557</w:t>
-            </w:r>
-          </w:p>
-          <w:p>
-            <w:r>
-              <w:t xml:space="preserve">E-mail: </w:t>
-            </w:r>
-            <w:r>
-              <w:t xml:space="preserve">smirnova@corp-tehno.ru</w:t>
-            </w:r>
-          </w:p>
-          <w:p/>
-          <w:p>
-            <w:r>
-              <w:t xml:space="preserve">ИП ______________ </w:t>
-            </w:r>
-            <w:r>
-              <w:t xml:space="preserve">Смирнова М. Н.</w:t>
+              <w:t xml:space="preserve">8</w:t>
             </w:r>
           </w:p>
         </w:tc>
@@ -696,92 +486,260 @@
           </w:tcPr>
           <w:p>
             <w:r>
-              <w:rPr>
-                <w:b/>
-              </w:rPr>
-              <w:t xml:space="preserve">Работник:</w:t>
-            </w:r>
-          </w:p>
-          <w:p>
-            <w:r>
-              <w:t xml:space="preserve">Беляев Владимир Олегович</w:t>
-            </w:r>
-          </w:p>
-          <w:p>
-            <w:r>
-              <w:t xml:space="preserve">Дата рождения: </w:t>
-            </w:r>
-            <w:r>
-              <w:t xml:space="preserve">07.03.2000</w:t>
-            </w:r>
-          </w:p>
-          <w:p>
-            <w:r>
-              <w:t xml:space="preserve">Адрес регистрации: </w:t>
-            </w:r>
-            <w:r>
-              <w:t xml:space="preserve">620014, г. Екатеринбург, пер. Баумана, д. 39, кв. 140</w:t>
-            </w:r>
-          </w:p>
-          <w:p>
-            <w:r>
-              <w:t xml:space="preserve">Паспорт </w:t>
-            </w:r>
-            <w:r>
-              <w:t xml:space="preserve">14 01 149778</w:t>
-            </w:r>
-            <w:r>
-              <w:t xml:space="preserve">, выдан ОУФМС России по Тверской области в Заволжском р-не 23.12.2007</w:t>
-            </w:r>
-            <w:r>
-              <w:t xml:space="preserve">, код подразделения </w:t>
-            </w:r>
-            <w:r>
-              <w:t xml:space="preserve">074-207</w:t>
-            </w:r>
-          </w:p>
-          <w:p>
-            <w:r>
-              <w:t xml:space="preserve">СНИЛС </w:t>
-            </w:r>
-            <w:r>
-              <w:t xml:space="preserve">209-345-576 73</w:t>
-            </w:r>
-            <w:r>
-              <w:t xml:space="preserve"> ИНН </w:t>
-            </w:r>
-            <w:r>
-              <w:t xml:space="preserve">273455610661</w:t>
-            </w:r>
-          </w:p>
-          <w:p>
-            <w:r>
-              <w:t xml:space="preserve">Тел.: </w:t>
-            </w:r>
-            <w:r>
-              <w:t xml:space="preserve">812 7622868</w:t>
-            </w:r>
-          </w:p>
-          <w:p>
-            <w:r>
-              <w:t xml:space="preserve">E-mail: </w:t>
-            </w:r>
-            <w:r>
-              <w:t xml:space="preserve">belyaev@gmail.com</w:t>
-            </w:r>
-          </w:p>
-          <w:p/>
-          <w:p>
-            <w:r>
-              <w:t xml:space="preserve">______________ </w:t>
-            </w:r>
-            <w:r>
-              <w:t xml:space="preserve">Беляев В. О.</w:t>
+              <w:t xml:space="preserve">7092207730</w:t>
             </w:r>
           </w:p>
         </w:tc>
       </w:tr>
     </w:tbl>
+    <w:p/>
+    <w:p>
+      <w:r>
+        <w:rPr>
+          <w:b/>
+        </w:rPr>
+        <w:t xml:space="preserve">3. МЕСТО И СРОКИ ИСПОЛНЕНИЯ</w:t>
+      </w:r>
+    </w:p>
+    <w:p>
+      <w:r>
+        <w:t xml:space="preserve">3.1. Место исполнения обязательств: </w:t>
+      </w:r>
+      <w:r>
+        <w:t xml:space="preserve">620014, г. Екатеринбург, наб. Заречная, д. 67, кв. 149</w:t>
+      </w:r>
+      <w:r>
+        <w:t xml:space="preserve">.</w:t>
+      </w:r>
+    </w:p>
+    <w:p>
+      <w:r>
+        <w:t xml:space="preserve">3.2. Уведомления направляются </w:t>
+      </w:r>
+      <w:r>
+        <w:t xml:space="preserve">Беляеву Владимиру Олеговичу</w:t>
+      </w:r>
+      <w:r>
+        <w:t xml:space="preserve"> по телефону </w:t>
+      </w:r>
+      <w:r>
+        <w:t xml:space="preserve">8-499-415-38-24</w:t>
+      </w:r>
+      <w:r>
+        <w:t xml:space="preserve">.</w:t>
+      </w:r>
+    </w:p>
+    <w:p>
+      <w:r>
+        <w:t xml:space="preserve">3.3. Срок исполнения обязательств — </w:t>
+      </w:r>
+      <w:r>
+        <w:t xml:space="preserve">в течение 30 рабочих дней со дня предъявления требования</w:t>
+      </w:r>
+      <w:r>
+        <w:t xml:space="preserve">.</w:t>
+      </w:r>
+    </w:p>
+    <w:p/>
+    <w:p>
+      <w:r>
+        <w:rPr>
+          <w:b/>
+        </w:rPr>
+        <w:t xml:space="preserve">4. ПРОЧИЕ УСЛОВИЯ</w:t>
+      </w:r>
+    </w:p>
+    <w:p>
+      <w:r>
+        <w:t xml:space="preserve">4.1. </w:t>
+      </w:r>
+      <w:r>
+        <w:t xml:space="preserve">Стороны несут ответственность за неисполнение или ненадлежащее исполнение обязательств в соответствии с законодательством Российской Федерации.</w:t>
+      </w:r>
+    </w:p>
+    <w:p>
+      <w:r>
+        <w:t xml:space="preserve">4.2. </w:t>
+      </w:r>
+      <w:r>
+        <w:t xml:space="preserve">Размер неустойки за нарушение сроков оплаты: </w:t>
+      </w:r>
+      <w:r>
+        <w:t xml:space="preserve">20 (двадцать) процентов за каждый день просрочки</w:t>
+      </w:r>
+      <w:r>
+        <w:t xml:space="preserve">. Предельный размер ответственности: </w:t>
+      </w:r>
+      <w:r>
+        <w:t xml:space="preserve">0,5 процента от стоимости неоплаченных работ</w:t>
+      </w:r>
+      <w:r>
+        <w:t xml:space="preserve">.</w:t>
+      </w:r>
+    </w:p>
+    <w:p>
+      <w:r>
+        <w:t xml:space="preserve">4.3. </w:t>
+      </w:r>
+      <w:r>
+        <w:t xml:space="preserve">Стороны освобождаются от ответственности при наступлении обстоятельств непреодолимой силы, если они прямо повлияли на исполнение обязательств.</w:t>
+      </w:r>
+    </w:p>
+    <w:p>
+      <w:r>
+        <w:t xml:space="preserve">4.4. </w:t>
+      </w:r>
+      <w:r>
+        <w:t xml:space="preserve">Сторона, для которой создалась невозможность исполнения, обязана уведомить другую Сторону. Срок уведомления — </w:t>
+      </w:r>
+      <w:r>
+        <w:t xml:space="preserve">в течение двенадцати месяцев с момента заключения контракта</w:t>
+      </w:r>
+      <w:r>
+        <w:t xml:space="preserve">.</w:t>
+      </w:r>
+    </w:p>
+    <w:p>
+      <w:r>
+        <w:t xml:space="preserve">4.5. </w:t>
+      </w:r>
+      <w:r>
+        <w:t xml:space="preserve">Все споры и разногласия решаются путём переговоров. Претензионный порядок обязателен, срок ответа на претензию — </w:t>
+      </w:r>
+      <w:r>
+        <w:t xml:space="preserve">не позднее 10.09.2025</w:t>
+      </w:r>
+      <w:r>
+        <w:t xml:space="preserve">.</w:t>
+      </w:r>
+    </w:p>
+    <w:p/>
+    <w:p/>
+    <w:p>
+      <w:r>
+        <w:rPr>
+          <w:b/>
+        </w:rPr>
+        <w:t xml:space="preserve">10. ДОПОЛНИТЕЛЬНЫЕ СВЕДЕНИЯ О СТОРОНАХ</w:t>
+      </w:r>
+    </w:p>
+    <w:p>
+      <w:r>
+        <w:t xml:space="preserve">Дополнительный телефон: </w:t>
+      </w:r>
+      <w:r>
+        <w:t xml:space="preserve">+7  (8​12) 142-64-82</w:t>
+      </w:r>
+    </w:p>
+    <w:p>
+      <w:r>
+        <w:t xml:space="preserve">Контактное лицо: </w:t>
+      </w:r>
+      <w:r>
+        <w:t xml:space="preserve">Беляев ‍Вла⁠димир Олегович</w:t>
+      </w:r>
+    </w:p>
+    <w:p>
+      <w:r>
+        <w:t xml:space="preserve">Получатель уведомлений: </w:t>
+      </w:r>
+      <w:r>
+        <w:t xml:space="preserve">Беляев</w:t>
+        <w:br/>
+        <w:t xml:space="preserve">Владимир Олегович</w:t>
+      </w:r>
+    </w:p>
+    <w:p>
+      <w:r>
+        <w:t xml:space="preserve">Счёт для возврата: </w:t>
+      </w:r>
+      <w:r>
+        <w:t xml:space="preserve">408178107</w:t>
+        <w:br/>
+        <w:t xml:space="preserve">46841992878</w:t>
+      </w:r>
+    </w:p>
+    <w:p/>
+    <w:p/>
+    <w:p>
+      <w:r>
+        <w:rPr>
+          <w:b/>
+        </w:rPr>
+        <w:t xml:space="preserve">9. КОНТРОЛЬНЫЕ ВЕЛИЧИНЫ</w:t>
+      </w:r>
+    </w:p>
+    <w:p>
+      <w:r>
+        <w:t xml:space="preserve">9.1. Контрольная запись: </w:t>
+      </w:r>
+      <w:r>
+        <w:rPr>
+          <w:b/>
+        </w:rPr>
+        <w:t xml:space="preserve">1</w:t>
+      </w:r>
+      <w:r>
+        <w:t xml:space="preserve">0 (десять) процентов годовых</w:t>
+      </w:r>
+      <w:r>
+        <w:t xml:space="preserve">.</w:t>
+      </w:r>
+    </w:p>
+    <w:p>
+      <w:r>
+        <w:t xml:space="preserve">9.2. Контрольная запись: </w:t>
+      </w:r>
+      <w:r>
+        <w:rPr>
+          <w:b/>
+        </w:rPr>
+        <w:t xml:space="preserve">в течение 3</w:t>
+      </w:r>
+      <w:r>
+        <w:t xml:space="preserve">0 рабочих дней со дня предъявления требования</w:t>
+      </w:r>
+      <w:r>
+        <w:t xml:space="preserve">.</w:t>
+      </w:r>
+    </w:p>
+    <w:p>
+      <w:r>
+        <w:t xml:space="preserve">9.3. Контрольная запись: </w:t>
+      </w:r>
+      <w:r>
+        <w:rPr>
+          <w:b/>
+        </w:rPr>
+        <w:t xml:space="preserve">7/2</w:t>
+      </w:r>
+      <w:r>
+        <w:t xml:space="preserve">5</w:t>
+      </w:r>
+      <w:r>
+        <w:t xml:space="preserve">.</w:t>
+      </w:r>
+    </w:p>
+    <w:p>
+      <w:r>
+        <w:t xml:space="preserve">9.4. Контрольная запись: </w:t>
+      </w:r>
+      <w:r>
+        <w:t xml:space="preserve">Двадцать семь миллионов рублей ОО копеек</w:t>
+      </w:r>
+      <w:r>
+        <w:t xml:space="preserve">.</w:t>
+      </w:r>
+    </w:p>
+    <w:p/>
+    <w:p>
+      <w:r>
+        <w:rPr>
+          <w:b/>
+        </w:rPr>
+        <w:t xml:space="preserve">РЕКВИЗИТЫ И ПОДПИСИ СТОРОН</w:t>
+      </w:r>
+    </w:p>
     <w:p/>
     <w:tbl>
       <w:tblPr>
@@ -806,6 +764,201 @@
           </w:tcPr>
           <w:p>
             <w:r>
+              <w:rPr>
+                <w:b/>
+              </w:rPr>
+              <w:t xml:space="preserve">Работодатель:</w:t>
+            </w:r>
+          </w:p>
+          <w:p>
+            <w:r>
+              <w:t xml:space="preserve">Индивидуальный предприниматель </w:t>
+            </w:r>
+            <w:r>
+              <w:t xml:space="preserve">Смирнова Мария Николаевна</w:t>
+            </w:r>
+          </w:p>
+          <w:p>
+            <w:r>
+              <w:t xml:space="preserve">Адрес регистрации: </w:t>
+            </w:r>
+            <w:r>
+              <w:t xml:space="preserve">344002, г. Ростов-на-Дону, ш. Кирова, д. 17, кв. 154</w:t>
+            </w:r>
+          </w:p>
+          <w:p>
+            <w:r>
+              <w:t xml:space="preserve">ИНН </w:t>
+            </w:r>
+            <w:r>
+              <w:t xml:space="preserve">110056673254</w:t>
+            </w:r>
+            <w:r>
+              <w:t xml:space="preserve"> ОГРНИП </w:t>
+            </w:r>
+            <w:r>
+              <w:t xml:space="preserve">319323374921192</w:t>
+            </w:r>
+          </w:p>
+          <w:p>
+            <w:r>
+              <w:t xml:space="preserve">р/с </w:t>
+            </w:r>
+            <w:r>
+              <w:t xml:space="preserve">40802810127206326816</w:t>
+            </w:r>
+            <w:r>
+              <w:t xml:space="preserve"> в АО «Альфа-Банк»</w:t>
+            </w:r>
+            <w:r>
+              <w:t xml:space="preserve">, БИК </w:t>
+            </w:r>
+            <w:r>
+              <w:t xml:space="preserve">044525593</w:t>
+            </w:r>
+          </w:p>
+          <w:p>
+            <w:r>
+              <w:t xml:space="preserve">Тел.: </w:t>
+            </w:r>
+            <w:r>
+              <w:t xml:space="preserve">8(495)7172753</w:t>
+            </w:r>
+          </w:p>
+          <w:p>
+            <w:r>
+              <w:t xml:space="preserve">E-mail: </w:t>
+            </w:r>
+            <w:r>
+              <w:t xml:space="preserve">smirnova@mail.ru</w:t>
+            </w:r>
+          </w:p>
+          <w:p/>
+          <w:p>
+            <w:r>
+              <w:t xml:space="preserve">ИП ______________ </w:t>
+            </w:r>
+            <w:r>
+              <w:t xml:space="preserve">Смирнова М. Н.</w:t>
+            </w:r>
+          </w:p>
+        </w:tc>
+        <w:tc>
+          <w:tcPr>
+            <w:tcW w:w="4680" w:type="dxa"/>
+          </w:tcPr>
+          <w:p>
+            <w:r>
+              <w:rPr>
+                <w:b/>
+              </w:rPr>
+              <w:t xml:space="preserve">Работник:</w:t>
+            </w:r>
+          </w:p>
+          <w:p>
+            <w:r>
+              <w:t xml:space="preserve">Беляев Владимир Олегович</w:t>
+            </w:r>
+          </w:p>
+          <w:p>
+            <w:r>
+              <w:t xml:space="preserve">Дата рождения: </w:t>
+            </w:r>
+            <w:r>
+              <w:t xml:space="preserve">07.03.2000</w:t>
+            </w:r>
+          </w:p>
+          <w:p>
+            <w:r>
+              <w:t xml:space="preserve">Адрес регистрации: </w:t>
+            </w:r>
+            <w:r>
+              <w:t xml:space="preserve">630099, г. Новосибирск, пер. Садовая, д. 84, кв. 6</w:t>
+            </w:r>
+          </w:p>
+          <w:p>
+            <w:r>
+              <w:t xml:space="preserve">Паспорт </w:t>
+            </w:r>
+            <w:r>
+              <w:t xml:space="preserve">14 01 149778</w:t>
+            </w:r>
+            <w:r>
+              <w:t xml:space="preserve">, выдан ОУФМС России по Тверской области в Заволжском р-не 23.12.2007</w:t>
+            </w:r>
+            <w:r>
+              <w:t xml:space="preserve">, код подразделения </w:t>
+            </w:r>
+            <w:r>
+              <w:t xml:space="preserve">074-207</w:t>
+            </w:r>
+          </w:p>
+          <w:p>
+            <w:r>
+              <w:t xml:space="preserve">СНИЛС </w:t>
+            </w:r>
+            <w:r>
+              <w:t xml:space="preserve">209-345-576 73</w:t>
+            </w:r>
+            <w:r>
+              <w:t xml:space="preserve"> ИНН </w:t>
+            </w:r>
+            <w:r>
+              <w:t xml:space="preserve">273455610661</w:t>
+            </w:r>
+          </w:p>
+          <w:p>
+            <w:r>
+              <w:t xml:space="preserve">Тел.: </w:t>
+            </w:r>
+            <w:r>
+              <w:t xml:space="preserve">+7 (812) 925-38-34 доб. 557</w:t>
+            </w:r>
+          </w:p>
+          <w:p>
+            <w:r>
+              <w:t xml:space="preserve">E-mail: </w:t>
+            </w:r>
+            <w:r>
+              <w:t xml:space="preserve">belyaev@corp-tehno.ru</w:t>
+            </w:r>
+          </w:p>
+          <w:p/>
+          <w:p>
+            <w:r>
+              <w:t xml:space="preserve">______________ </w:t>
+            </w:r>
+            <w:r>
+              <w:t xml:space="preserve">Беляев В. О.</w:t>
+            </w:r>
+          </w:p>
+        </w:tc>
+      </w:tr>
+    </w:tbl>
+    <w:p/>
+    <w:tbl>
+      <w:tblPr>
+        <w:tblW w:w="9360" w:type="dxa"/>
+        <w:tblBorders>
+          <w:top w:val="single" w:sz="4" w:color="auto"/>
+          <w:left w:val="single" w:sz="4" w:color="auto"/>
+          <w:bottom w:val="single" w:sz="4" w:color="auto"/>
+          <w:right w:val="single" w:sz="4" w:color="auto"/>
+          <w:insideH w:val="single" w:sz="4" w:color="auto"/>
+          <w:insideV w:val="single" w:sz="4" w:color="auto"/>
+        </w:tblBorders>
+      </w:tblPr>
+      <w:tblGrid>
+        <w:gridCol w:w="4680"/>
+        <w:gridCol w:w="4680"/>
+      </w:tblGrid>
+      <w:tr>
+        <w:tc>
+          <w:tcPr>
+            <w:tcW w:w="4680" w:type="dxa"/>
+          </w:tcPr>
+          <w:p>
+            <w:r>
               <w:t xml:space="preserve">ИНН: </w:t>
             </w:r>
             <w:r>
@@ -867,7 +1020,7 @@
         <w:t xml:space="preserve">Адрес склада грузополучателя: </w:t>
       </w:r>
       <w:r>
-        <w:t xml:space="preserve">143400, г. Красногорск, бул. Пушкина, д. 30, кв. 96</w:t>
+        <w:t xml:space="preserve">620014, г. Екатеринбург, пер. Баумана, д. 39, кв. 140</w:t>
       </w:r>
       <w:r>
         <w:t xml:space="preserve">.</w:t>
@@ -878,7 +1031,7 @@
         <w:t xml:space="preserve">Кладовщик: </w:t>
       </w:r>
       <w:r>
-        <w:t xml:space="preserve">Новикова Мария Юрьевна</w:t>
+        <w:t xml:space="preserve">Кузнецова Светлана Алексеевна</w:t>
       </w:r>
     </w:p>
     <w:p>
@@ -886,7 +1039,7 @@
         <w:t xml:space="preserve">Тел. склада: </w:t>
       </w:r>
       <w:r>
-        <w:t xml:space="preserve">812 4353978</w:t>
+        <w:t xml:space="preserve">8(843)3345781</w:t>
       </w:r>
     </w:p>
     <w:p/>
@@ -933,13 +1086,13 @@
       <w:t xml:space="preserve">Исполнитель документа: </w:t>
     </w:r>
     <w:r>
-      <w:t xml:space="preserve">Никитина Е. В.</w:t>
+      <w:t xml:space="preserve">Новикова М. Ю.</w:t>
     </w:r>
     <w:r>
       <w:t xml:space="preserve">, тел. </w:t>
     </w:r>
     <w:r>
-      <w:t xml:space="preserve">8(383)9682972</w:t>
+      <w:t xml:space="preserve">8(383)4245139</w:t>
     </w:r>
   </w:p>
 </w:ftr>

--- a/tests/corpus_v2/docs/labor_0004.docx
+++ b/tests/corpus_v2/docs/labor_0004.docx
@@ -27,13 +27,13 @@
         <w:rPr>
           <w:b/>
         </w:rPr>
-        <w:t xml:space="preserve">62/2025-С</w:t>
-      </w:r>
-    </w:p>
-    <w:p/>
-    <w:p>
-      <w:r>
-        <w:t xml:space="preserve">г. Санкт-Петербург</w:t>
+        <w:t xml:space="preserve">9/2023-К</w:t>
+      </w:r>
+    </w:p>
+    <w:p/>
+    <w:p>
+      <w:r>
+        <w:t xml:space="preserve">г. Пермь</w:t>
       </w:r>
       <w:r>
         <w:t xml:space="preserve">     </w:t>
@@ -45,7 +45,7 @@
     <w:p/>
     <w:p>
       <w:r>
-        <w:t xml:space="preserve">Индивидуальный предприниматель </w:t>
+        <w:t xml:space="preserve">ИП </w:t>
       </w:r>
       <w:r>
         <w:t xml:space="preserve">Смирнова М. Н.</w:t>
@@ -78,19 +78,19 @@
         <w:t xml:space="preserve">, выдан </w:t>
       </w:r>
       <w:r>
-        <w:t xml:space="preserve">ОУФМС России по Тверской области в Заволжском р-не</w:t>
+        <w:t xml:space="preserve">ГУ МВД России по г. Москве</w:t>
       </w:r>
       <w:r>
         <w:t xml:space="preserve"> </w:t>
       </w:r>
       <w:r>
-        <w:t xml:space="preserve">23.12.2007</w:t>
+        <w:t xml:space="preserve">09.07.2019</w:t>
       </w:r>
       <w:r>
         <w:t xml:space="preserve">, код подразделения </w:t>
       </w:r>
       <w:r>
-        <w:t xml:space="preserve">074-207</w:t>
+        <w:t xml:space="preserve">207-370</w:t>
       </w:r>
       <w:r>
         <w:t xml:space="preserve">, именуемый в дальнейшем «Работник»</w:t>
@@ -99,7 +99,7 @@
         <w:t xml:space="preserve">, с другой стороны, совместно именуемые «Стороны», заключили настоящий Договор № </w:t>
       </w:r>
       <w:r>
-        <w:t xml:space="preserve">82757/261-сс</w:t>
+        <w:t xml:space="preserve">67099/120-сс</w:t>
       </w:r>
       <w:r>
         <w:t xml:space="preserve"> (далее — Договор) о нижеследующем:</w:t>
@@ -146,7 +146,7 @@
         <w:t xml:space="preserve">Должностной оклад Работника: </w:t>
       </w:r>
       <w:r>
-        <w:t xml:space="preserve">176 000 (сто семьдесят шесть тысяч) рублей 00 копеек</w:t>
+        <w:t xml:space="preserve">982 000 (девятьсот восемьдесят две тысячи) рублей 00 копеек</w:t>
       </w:r>
       <w:r>
         <w:t xml:space="preserve">. Заработная плата выплачивается не реже чем каждые полмесяца.</w:t>
@@ -160,7 +160,7 @@
         <w:t xml:space="preserve">Ежегодный оплачиваемый отпуск: </w:t>
       </w:r>
       <w:r>
-        <w:t xml:space="preserve">не позднее 04.01.2026</w:t>
+        <w:t xml:space="preserve">не позднее 22.07.2025</w:t>
       </w:r>
       <w:r>
         <w:t xml:space="preserve">.</w:t>
@@ -180,7 +180,7 @@
         <w:t xml:space="preserve">2.1. Общая цена Договора: </w:t>
       </w:r>
       <w:r>
-        <w:t xml:space="preserve">7 090 002 рубля 0 коп.</w:t>
+        <w:t xml:space="preserve">704 002 рубля 0 коп.</w:t>
       </w:r>
       <w:r>
         <w:t xml:space="preserve">, в том числе НДС</w:t>
@@ -205,7 +205,7 @@
         <w:t xml:space="preserve">2.3. Срок оплаты — </w:t>
       </w:r>
       <w:r>
-        <w:t xml:space="preserve">в течение 10 банковских дней с даты подписания Сторонами акта сдачи-приемки оказанных услуг</w:t>
+        <w:t xml:space="preserve">в течение 20 банковских дней с даты подписания Сторонами акта сдачи-приемки оказанных услуг</w:t>
       </w:r>
       <w:r>
         <w:t xml:space="preserve">.</w:t>
@@ -225,7 +225,7 @@
         <w:t xml:space="preserve">, артикул </w:t>
       </w:r>
       <w:r>
-        <w:t xml:space="preserve">RM-5228-53</w:t>
+        <w:t xml:space="preserve">RM-2579-91</w:t>
       </w:r>
       <w:r>
         <w:t xml:space="preserve">, код </w:t>
@@ -285,49 +285,49 @@
         <w:t xml:space="preserve">. Товар отгружается с сопроводительным документом паспорт качества № </w:t>
       </w:r>
       <w:r>
-        <w:t xml:space="preserve">13 21 411843</w:t>
+        <w:t xml:space="preserve">51 07 795375</w:t>
       </w:r>
       <w:r>
         <w:t xml:space="preserve">. К партии приложен паспорт изделия № </w:t>
       </w:r>
       <w:r>
-        <w:t xml:space="preserve">26 25 006085</w:t>
+        <w:t xml:space="preserve">01 01 373475</w:t>
       </w:r>
       <w:r>
         <w:t xml:space="preserve">. Оборудование поставляется с паспортом транспортного средства № </w:t>
       </w:r>
       <w:r>
-        <w:t xml:space="preserve">04 12 484917</w:t>
+        <w:t xml:space="preserve">60 02 736306</w:t>
       </w:r>
       <w:r>
         <w:t xml:space="preserve">. Приёмка производится согласно техническому паспорту </w:t>
       </w:r>
       <w:r>
-        <w:t xml:space="preserve">06 23 183900</w:t>
+        <w:t xml:space="preserve">23 04 296481</w:t>
       </w:r>
       <w:r>
         <w:t xml:space="preserve">. СНИЛС не указан, номер заказа </w:t>
       </w:r>
       <w:r>
-        <w:t xml:space="preserve">103-290-220 26</w:t>
+        <w:t xml:space="preserve">220-209-812 53</w:t>
       </w:r>
       <w:r>
         <w:t xml:space="preserve">. Дата рождения не проставлена, документ выдан </w:t>
       </w:r>
       <w:r>
-        <w:t xml:space="preserve">26.07.2023</w:t>
+        <w:t xml:space="preserve">17.04.2021</w:t>
       </w:r>
       <w:r>
         <w:t xml:space="preserve">. Код подразделения, см. артикул </w:t>
       </w:r>
       <w:r>
-        <w:t xml:space="preserve">209-415</w:t>
+        <w:t xml:space="preserve">035-226</w:t>
       </w:r>
       <w:r>
         <w:t xml:space="preserve">. Цена — </w:t>
       </w:r>
       <w:r>
-        <w:t xml:space="preserve">не более 44 000,7 (Сорока четырёх тысяч) руб.</w:t>
+        <w:t xml:space="preserve">не более 4 770 000,0 (Четырёх миллионов семисот семидесяти тысяч) руб.</w:t>
       </w:r>
       <w:r>
         <w:t xml:space="preserve">, </w:t>
@@ -347,25 +347,25 @@
         <w:t xml:space="preserve">Товар маркирован штрихкодом </w:t>
       </w:r>
       <w:r>
-        <w:t xml:space="preserve">4603976679618</w:t>
+        <w:t xml:space="preserve">4605131273596</w:t>
       </w:r>
       <w:r>
         <w:t xml:space="preserve">. Код контрагента по ОКПО — </w:t>
       </w:r>
       <w:r>
-        <w:t xml:space="preserve">5131273596</w:t>
+        <w:t xml:space="preserve">7882634047</w:t>
       </w:r>
       <w:r>
         <w:t xml:space="preserve">. Оборудование учтено под инвентарным номером </w:t>
       </w:r>
       <w:r>
-        <w:t xml:space="preserve">049250569</w:t>
+        <w:t xml:space="preserve">045628912</w:t>
       </w:r>
       <w:r>
         <w:t xml:space="preserve">, складской позиции присвоен номер </w:t>
       </w:r>
       <w:r>
-        <w:t xml:space="preserve">896916687</w:t>
+        <w:t xml:space="preserve">085608123</w:t>
       </w:r>
       <w:r>
         <w:t xml:space="preserve">.</w:t>
@@ -379,19 +379,19 @@
         <w:t xml:space="preserve">Оплата по счёту-фактуре на КБК </w:t>
       </w:r>
       <w:r>
-        <w:t xml:space="preserve">18210101011011000142</w:t>
+        <w:t xml:space="preserve">18210101011011000159</w:t>
       </w:r>
       <w:r>
         <w:t xml:space="preserve">. ИНН не присвоен, регистрационный № </w:t>
       </w:r>
       <w:r>
-        <w:t xml:space="preserve">1441001599</w:t>
+        <w:t xml:space="preserve">3526259832</w:t>
       </w:r>
       <w:r>
         <w:t xml:space="preserve">. ИНН не присвоен, платёжный документ № </w:t>
       </w:r>
       <w:r>
-        <w:t xml:space="preserve">903598072093</w:t>
+        <w:t xml:space="preserve">205689588211</w:t>
       </w:r>
       <w:r>
         <w:t xml:space="preserve">. Заказчик действует в лице </w:t>
@@ -411,13 +411,13 @@
         <w:t xml:space="preserve">Массовая доля влаги в товаре — </w:t>
       </w:r>
       <w:r>
-        <w:t xml:space="preserve">не более 8 %</w:t>
+        <w:t xml:space="preserve">не более 14 %</w:t>
       </w:r>
       <w:r>
         <w:t xml:space="preserve">. Товар подлежит хранению </w:t>
       </w:r>
       <w:r>
-        <w:t xml:space="preserve">в течение 12 часов</w:t>
+        <w:t xml:space="preserve">в течение 24 часов</w:t>
       </w:r>
       <w:r>
         <w:t xml:space="preserve"> при температуре не выше +4 °C. Срок исковой давности по требованиям, вытекающим из Договора, составляет </w:t>
@@ -486,7 +486,7 @@
           </w:tcPr>
           <w:p>
             <w:r>
-              <w:t xml:space="preserve">7092207730</w:t>
+              <w:t xml:space="preserve">1399998420</w:t>
             </w:r>
           </w:p>
         </w:tc>
@@ -506,7 +506,7 @@
         <w:t xml:space="preserve">3.1. Место исполнения обязательств: </w:t>
       </w:r>
       <w:r>
-        <w:t xml:space="preserve">620014, г. Екатеринбург, наб. Заречная, д. 67, кв. 149</w:t>
+        <w:t xml:space="preserve">420111, Ленинградская обл., г. Казань, бул. Мира, вл. 76, стр. 3, пом. VII</w:t>
       </w:r>
       <w:r>
         <w:t xml:space="preserve">.</w:t>
@@ -523,7 +523,7 @@
         <w:t xml:space="preserve"> по телефону </w:t>
       </w:r>
       <w:r>
-        <w:t xml:space="preserve">8-499-415-38-24</w:t>
+        <w:t xml:space="preserve">+7 (812) 668-36-43</w:t>
       </w:r>
       <w:r>
         <w:t xml:space="preserve">.</w:t>
@@ -534,7 +534,7 @@
         <w:t xml:space="preserve">3.3. Срок исполнения обязательств — </w:t>
       </w:r>
       <w:r>
-        <w:t xml:space="preserve">в течение 30 рабочих дней со дня предъявления требования</w:t>
+        <w:t xml:space="preserve">в течение 3 рабочих дней со дня предъявления требования</w:t>
       </w:r>
       <w:r>
         <w:t xml:space="preserve">.</w:t>
@@ -565,7 +565,7 @@
         <w:t xml:space="preserve">Размер неустойки за нарушение сроков оплаты: </w:t>
       </w:r>
       <w:r>
-        <w:t xml:space="preserve">20 (двадцать) процентов за каждый день просрочки</w:t>
+        <w:t xml:space="preserve">15 (пятнадцать) процентов за каждый день просрочки</w:t>
       </w:r>
       <w:r>
         <w:t xml:space="preserve">. Предельный размер ответственности: </w:t>
@@ -593,7 +593,7 @@
         <w:t xml:space="preserve">Сторона, для которой создалась невозможность исполнения, обязана уведомить другую Сторону. Срок уведомления — </w:t>
       </w:r>
       <w:r>
-        <w:t xml:space="preserve">в течение двенадцати месяцев с момента заключения контракта</w:t>
+        <w:t xml:space="preserve">в течение трех месяцев с момента заключения контракта</w:t>
       </w:r>
       <w:r>
         <w:t xml:space="preserve">.</w:t>
@@ -607,7 +607,7 @@
         <w:t xml:space="preserve">Все споры и разногласия решаются путём переговоров. Претензионный порядок обязателен, срок ответа на претензию — </w:t>
       </w:r>
       <w:r>
-        <w:t xml:space="preserve">не позднее 10.09.2025</w:t>
+        <w:t xml:space="preserve">не позднее 06.05.2025</w:t>
       </w:r>
       <w:r>
         <w:t xml:space="preserve">.</w:t>
@@ -628,7 +628,7 @@
         <w:t xml:space="preserve">Дополнительный телефон: </w:t>
       </w:r>
       <w:r>
-        <w:t xml:space="preserve">+7  (8​12) 142-64-82</w:t>
+        <w:t xml:space="preserve">+7 ( 812) 538-94‍-43</w:t>
       </w:r>
     </w:p>
     <w:p>
@@ -636,7 +636,7 @@
         <w:t xml:space="preserve">Контактное лицо: </w:t>
       </w:r>
       <w:r>
-        <w:t xml:space="preserve">Беляев ‍Вла⁠димир Олегович</w:t>
+        <w:t xml:space="preserve">Беляев Владими‍р Олег​ович</w:t>
       </w:r>
     </w:p>
     <w:p>
@@ -654,9 +654,9 @@
         <w:t xml:space="preserve">Счёт для возврата: </w:t>
       </w:r>
       <w:r>
-        <w:t xml:space="preserve">408178107</w:t>
+        <w:t xml:space="preserve">408178103</w:t>
         <w:br/>
-        <w:t xml:space="preserve">46841992878</w:t>
+        <w:t xml:space="preserve">41992878327</w:t>
       </w:r>
     </w:p>
     <w:p/>
@@ -694,7 +694,7 @@
         <w:rPr>
           <w:b/>
         </w:rPr>
-        <w:t xml:space="preserve">в течение 3</w:t>
+        <w:t xml:space="preserve">в течение 6</w:t>
       </w:r>
       <w:r>
         <w:t xml:space="preserve">0 рабочих дней со дня предъявления требования</w:t>
@@ -711,10 +711,10 @@
         <w:rPr>
           <w:b/>
         </w:rPr>
-        <w:t xml:space="preserve">7/2</w:t>
-      </w:r>
-      <w:r>
-        <w:t xml:space="preserve">5</w:t>
+        <w:t xml:space="preserve">9/1</w:t>
+      </w:r>
+      <w:r>
+        <w:t xml:space="preserve">6</w:t>
       </w:r>
       <w:r>
         <w:t xml:space="preserve">.</w:t>
@@ -725,7 +725,7 @@
         <w:t xml:space="preserve">9.4. Контрольная запись: </w:t>
       </w:r>
       <w:r>
-        <w:t xml:space="preserve">Двадцать семь миллионов рублей ОО копеек</w:t>
+        <w:t xml:space="preserve">Tри миллиона пятьсот десять тысяч рублей 50 копеек</w:t>
       </w:r>
       <w:r>
         <w:t xml:space="preserve">.</w:t>
@@ -783,7 +783,7 @@
               <w:t xml:space="preserve">Адрес регистрации: </w:t>
             </w:r>
             <w:r>
-              <w:t xml:space="preserve">344002, г. Ростов-на-Дону, ш. Кирова, д. 17, кв. 154</w:t>
+              <w:t xml:space="preserve">614000, Краснодарский край, г. Пермь, бул. Ленинградская, вл. 25, стр. 2, пом. VII</w:t>
             </w:r>
           </w:p>
           <w:p>
@@ -822,7 +822,7 @@
               <w:t xml:space="preserve">Тел.: </w:t>
             </w:r>
             <w:r>
-              <w:t xml:space="preserve">8(495)7172753</w:t>
+              <w:t xml:space="preserve">+7 (843) 334-57-81</w:t>
             </w:r>
           </w:p>
           <w:p>
@@ -830,7 +830,7 @@
               <w:t xml:space="preserve">E-mail: </w:t>
             </w:r>
             <w:r>
-              <w:t xml:space="preserve">smirnova@mail.ru</w:t>
+              <w:t xml:space="preserve">smirnova@sibtrans.ru</w:t>
             </w:r>
           </w:p>
           <w:p/>
@@ -865,7 +865,7 @@
               <w:t xml:space="preserve">Дата рождения: </w:t>
             </w:r>
             <w:r>
-              <w:t xml:space="preserve">07.03.2000</w:t>
+              <w:t xml:space="preserve">24.11.1974</w:t>
             </w:r>
           </w:p>
           <w:p>
@@ -873,7 +873,7 @@
               <w:t xml:space="preserve">Адрес регистрации: </w:t>
             </w:r>
             <w:r>
-              <w:t xml:space="preserve">630099, г. Новосибирск, пер. Садовая, д. 84, кв. 6</w:t>
+              <w:t xml:space="preserve">141300, Ленинградская обл., г. Сергиев Посад, наб. Баумана, вл. 71, стр. 3, пом. VII</w:t>
             </w:r>
           </w:p>
           <w:p>
@@ -884,27 +884,27 @@
               <w:t xml:space="preserve">14 01 149778</w:t>
             </w:r>
             <w:r>
-              <w:t xml:space="preserve">, выдан ОУФМС России по Тверской области в Заволжском р-не 23.12.2007</w:t>
+              <w:t xml:space="preserve">, выдан ГУ МВД России по г. Москве 09.07.2019</w:t>
             </w:r>
             <w:r>
               <w:t xml:space="preserve">, код подразделения </w:t>
             </w:r>
             <w:r>
-              <w:t xml:space="preserve">074-207</w:t>
-            </w:r>
-          </w:p>
-          <w:p>
-            <w:r>
-              <w:t xml:space="preserve">СНИЛС </w:t>
-            </w:r>
-            <w:r>
-              <w:t xml:space="preserve">209-345-576 73</w:t>
+              <w:t xml:space="preserve">207-370</w:t>
+            </w:r>
+          </w:p>
+          <w:p>
+            <w:r>
+              <w:t xml:space="preserve">СНИЛС № </w:t>
+            </w:r>
+            <w:r>
+              <w:t xml:space="preserve">093 455 761 95</w:t>
             </w:r>
             <w:r>
               <w:t xml:space="preserve"> ИНН </w:t>
             </w:r>
             <w:r>
-              <w:t xml:space="preserve">273455610661</w:t>
+              <w:t xml:space="preserve">734556106274</w:t>
             </w:r>
           </w:p>
           <w:p>
@@ -912,7 +912,7 @@
               <w:t xml:space="preserve">Тел.: </w:t>
             </w:r>
             <w:r>
-              <w:t xml:space="preserve">+7 (812) 925-38-34 доб. 557</w:t>
+              <w:t xml:space="preserve">+7 (499) 969-78-57</w:t>
             </w:r>
           </w:p>
           <w:p>
@@ -920,7 +920,7 @@
               <w:t xml:space="preserve">E-mail: </w:t>
             </w:r>
             <w:r>
-              <w:t xml:space="preserve">belyaev@corp-tehno.ru</w:t>
+              <w:t xml:space="preserve">belyaev@inbox.ru</w:t>
             </w:r>
           </w:p>
           <w:p/>
@@ -1003,48 +1003,6 @@
     <w:p/>
     <w:p>
       <w:r>
-        <w:rPr>
-          <w:b/>
-        </w:rPr>
-        <w:t xml:space="preserve">ПРИЛОЖЕНИЕ № 1</w:t>
-      </w:r>
-      <w:r>
-        <w:rPr>
-          <w:b/>
-        </w:rPr>
-        <w:t xml:space="preserve"> к Договору</w:t>
-      </w:r>
-    </w:p>
-    <w:p>
-      <w:r>
-        <w:t xml:space="preserve">Адрес склада грузополучателя: </w:t>
-      </w:r>
-      <w:r>
-        <w:t xml:space="preserve">620014, г. Екатеринбург, пер. Баумана, д. 39, кв. 140</w:t>
-      </w:r>
-      <w:r>
-        <w:t xml:space="preserve">.</w:t>
-      </w:r>
-    </w:p>
-    <w:p>
-      <w:r>
-        <w:t xml:space="preserve">Кладовщик: </w:t>
-      </w:r>
-      <w:r>
-        <w:t xml:space="preserve">Кузнецова Светлана Алексеевна</w:t>
-      </w:r>
-    </w:p>
-    <w:p>
-      <w:r>
-        <w:t xml:space="preserve">Тел. склада: </w:t>
-      </w:r>
-      <w:r>
-        <w:t xml:space="preserve">8(843)3345781</w:t>
-      </w:r>
-    </w:p>
-    <w:p/>
-    <w:p>
-      <w:r>
         <w:t xml:space="preserve">Подписи сторон:</w:t>
       </w:r>
     </w:p>
@@ -1086,13 +1044,13 @@
       <w:t xml:space="preserve">Исполнитель документа: </w:t>
     </w:r>
     <w:r>
-      <w:t xml:space="preserve">Новикова М. Ю.</w:t>
+      <w:t xml:space="preserve">Воробьёв Е. В.</w:t>
     </w:r>
     <w:r>
       <w:t xml:space="preserve">, тел. </w:t>
     </w:r>
     <w:r>
-      <w:t xml:space="preserve">8(383)4245139</w:t>
+      <w:t xml:space="preserve">8(499)5975357</w:t>
     </w:r>
   </w:p>
 </w:ftr>

--- a/tests/corpus_v2/docs/labor_0004.docx
+++ b/tests/corpus_v2/docs/labor_0004.docx
@@ -492,255 +492,34 @@
         </w:tc>
       </w:tr>
     </w:tbl>
-    <w:p/>
-    <w:p>
-      <w:r>
-        <w:rPr>
-          <w:b/>
-        </w:rPr>
-        <w:t xml:space="preserve">3. МЕСТО И СРОКИ ИСПОЛНЕНИЯ</w:t>
-      </w:r>
-    </w:p>
-    <w:p>
-      <w:r>
-        <w:t xml:space="preserve">3.1. Место исполнения обязательств: </w:t>
-      </w:r>
-      <w:r>
-        <w:t xml:space="preserve">420111, Ленинградская обл., г. Казань, бул. Мира, вл. 76, стр. 3, пом. VII</w:t>
-      </w:r>
-      <w:r>
-        <w:t xml:space="preserve">.</w:t>
-      </w:r>
-    </w:p>
-    <w:p>
-      <w:r>
-        <w:t xml:space="preserve">3.2. Уведомления направляются </w:t>
-      </w:r>
-      <w:r>
-        <w:t xml:space="preserve">Беляеву Владимиру Олеговичу</w:t>
-      </w:r>
-      <w:r>
-        <w:t xml:space="preserve"> по телефону </w:t>
-      </w:r>
-      <w:r>
-        <w:t xml:space="preserve">+7 (812) 668-36-43</w:t>
-      </w:r>
-      <w:r>
-        <w:t xml:space="preserve">.</w:t>
-      </w:r>
-    </w:p>
-    <w:p>
-      <w:r>
-        <w:t xml:space="preserve">3.3. Срок исполнения обязательств — </w:t>
-      </w:r>
-      <w:r>
-        <w:t xml:space="preserve">в течение 3 рабочих дней со дня предъявления требования</w:t>
-      </w:r>
-      <w:r>
-        <w:t xml:space="preserve">.</w:t>
-      </w:r>
-    </w:p>
-    <w:p/>
-    <w:p>
-      <w:r>
-        <w:rPr>
-          <w:b/>
-        </w:rPr>
-        <w:t xml:space="preserve">4. ПРОЧИЕ УСЛОВИЯ</w:t>
-      </w:r>
-    </w:p>
-    <w:p>
-      <w:r>
-        <w:t xml:space="preserve">4.1. </w:t>
-      </w:r>
-      <w:r>
-        <w:t xml:space="preserve">Стороны несут ответственность за неисполнение или ненадлежащее исполнение обязательств в соответствии с законодательством Российской Федерации.</w:t>
-      </w:r>
-    </w:p>
-    <w:p>
-      <w:r>
-        <w:t xml:space="preserve">4.2. </w:t>
-      </w:r>
-      <w:r>
-        <w:t xml:space="preserve">Размер неустойки за нарушение сроков оплаты: </w:t>
-      </w:r>
-      <w:r>
-        <w:t xml:space="preserve">15 (пятнадцать) процентов за каждый день просрочки</w:t>
-      </w:r>
-      <w:r>
-        <w:t xml:space="preserve">. Предельный размер ответственности: </w:t>
-      </w:r>
-      <w:r>
-        <w:t xml:space="preserve">0,5 процента от стоимости неоплаченных работ</w:t>
-      </w:r>
-      <w:r>
-        <w:t xml:space="preserve">.</w:t>
-      </w:r>
-    </w:p>
-    <w:p>
-      <w:r>
-        <w:t xml:space="preserve">4.3. </w:t>
-      </w:r>
-      <w:r>
-        <w:t xml:space="preserve">Стороны освобождаются от ответственности при наступлении обстоятельств непреодолимой силы, если они прямо повлияли на исполнение обязательств.</w:t>
-      </w:r>
-    </w:p>
-    <w:p>
-      <w:r>
-        <w:t xml:space="preserve">4.4. </w:t>
-      </w:r>
-      <w:r>
-        <w:t xml:space="preserve">Сторона, для которой создалась невозможность исполнения, обязана уведомить другую Сторону. Срок уведомления — </w:t>
-      </w:r>
-      <w:r>
-        <w:t xml:space="preserve">в течение трех месяцев с момента заключения контракта</w:t>
-      </w:r>
-      <w:r>
-        <w:t xml:space="preserve">.</w:t>
-      </w:r>
-    </w:p>
-    <w:p>
-      <w:r>
-        <w:t xml:space="preserve">4.5. </w:t>
-      </w:r>
-      <w:r>
-        <w:t xml:space="preserve">Все споры и разногласия решаются путём переговоров. Претензионный порядок обязателен, срок ответа на претензию — </w:t>
-      </w:r>
-      <w:r>
-        <w:t xml:space="preserve">не позднее 06.05.2025</w:t>
-      </w:r>
-      <w:r>
-        <w:t xml:space="preserve">.</w:t>
-      </w:r>
-    </w:p>
-    <w:p/>
-    <w:p/>
-    <w:p>
-      <w:r>
-        <w:rPr>
-          <w:b/>
-        </w:rPr>
-        <w:t xml:space="preserve">10. ДОПОЛНИТЕЛЬНЫЕ СВЕДЕНИЯ О СТОРОНАХ</w:t>
-      </w:r>
-    </w:p>
-    <w:p>
-      <w:r>
-        <w:t xml:space="preserve">Дополнительный телефон: </w:t>
-      </w:r>
-      <w:r>
-        <w:t xml:space="preserve">+7 ( 812) 538-94‍-43</w:t>
-      </w:r>
-    </w:p>
-    <w:p>
-      <w:r>
-        <w:t xml:space="preserve">Контактное лицо: </w:t>
-      </w:r>
-      <w:r>
-        <w:t xml:space="preserve">Беляев Владими‍р Олег​ович</w:t>
-      </w:r>
-    </w:p>
-    <w:p>
-      <w:r>
-        <w:t xml:space="preserve">Получатель уведомлений: </w:t>
-      </w:r>
-      <w:r>
-        <w:t xml:space="preserve">Беляев</w:t>
-        <w:br/>
-        <w:t xml:space="preserve">Владимир Олегович</w:t>
-      </w:r>
-    </w:p>
-    <w:p>
-      <w:r>
-        <w:t xml:space="preserve">Счёт для возврата: </w:t>
-      </w:r>
-      <w:r>
-        <w:t xml:space="preserve">408178103</w:t>
-        <w:br/>
-        <w:t xml:space="preserve">41992878327</w:t>
-      </w:r>
-    </w:p>
-    <w:p/>
-    <w:p/>
-    <w:p>
-      <w:r>
-        <w:rPr>
-          <w:b/>
-        </w:rPr>
-        <w:t xml:space="preserve">9. КОНТРОЛЬНЫЕ ВЕЛИЧИНЫ</w:t>
-      </w:r>
-    </w:p>
-    <w:p>
-      <w:r>
-        <w:t xml:space="preserve">9.1. Контрольная запись: </w:t>
-      </w:r>
-      <w:r>
-        <w:rPr>
-          <w:b/>
-        </w:rPr>
-        <w:t xml:space="preserve">1</w:t>
-      </w:r>
-      <w:r>
-        <w:t xml:space="preserve">0 (десять) процентов годовых</w:t>
-      </w:r>
-      <w:r>
-        <w:t xml:space="preserve">.</w:t>
-      </w:r>
-    </w:p>
-    <w:p>
-      <w:r>
-        <w:t xml:space="preserve">9.2. Контрольная запись: </w:t>
-      </w:r>
-      <w:r>
-        <w:rPr>
-          <w:b/>
-        </w:rPr>
-        <w:t xml:space="preserve">в течение 6</w:t>
-      </w:r>
-      <w:r>
-        <w:t xml:space="preserve">0 рабочих дней со дня предъявления требования</w:t>
-      </w:r>
-      <w:r>
-        <w:t xml:space="preserve">.</w:t>
-      </w:r>
-    </w:p>
-    <w:p>
-      <w:r>
-        <w:t xml:space="preserve">9.3. Контрольная запись: </w:t>
-      </w:r>
-      <w:r>
-        <w:rPr>
-          <w:b/>
-        </w:rPr>
-        <w:t xml:space="preserve">9/1</w:t>
-      </w:r>
-      <w:r>
-        <w:t xml:space="preserve">6</w:t>
-      </w:r>
-      <w:r>
-        <w:t xml:space="preserve">.</w:t>
-      </w:r>
-    </w:p>
-    <w:p>
-      <w:r>
-        <w:t xml:space="preserve">9.4. Контрольная запись: </w:t>
-      </w:r>
-      <w:r>
-        <w:t xml:space="preserve">Tри миллиона пятьсот десять тысяч рублей 50 копеек</w:t>
-      </w:r>
-      <w:r>
-        <w:t xml:space="preserve">.</w:t>
-      </w:r>
-    </w:p>
-    <w:p/>
-    <w:p>
-      <w:r>
-        <w:rPr>
-          <w:b/>
-        </w:rPr>
-        <w:t xml:space="preserve">РЕКВИЗИТЫ И ПОДПИСИ СТОРОН</w:t>
-      </w:r>
-    </w:p>
-    <w:p/>
+    <w:p>
+      <w:r>
+        <w:t xml:space="preserve">2.8. </w:t>
+      </w:r>
+      <w:r>
+        <w:t xml:space="preserve">Платёж по налогу перечисляется на код бюджетной классификации </w:t>
+      </w:r>
+      <w:r>
+        <w:t xml:space="preserve">182 101 010 110 110 001 10</w:t>
+      </w:r>
+      <w:r>
+        <w:t xml:space="preserve">, получатель — территориальный орган Федерального казначейства.</w:t>
+      </w:r>
+    </w:p>
+    <w:p>
+      <w:r>
+        <w:t xml:space="preserve">2.9. </w:t>
+      </w:r>
+      <w:r>
+        <w:t xml:space="preserve">Полномочия подтверждаются свидетельством о рождении, выдано </w:t>
+      </w:r>
+      <w:r>
+        <w:t xml:space="preserve">10.04.2023</w:t>
+      </w:r>
+      <w:r>
+        <w:t xml:space="preserve"> отделом ЗАГС.</w:t>
+      </w:r>
+    </w:p>
     <w:tbl>
       <w:tblPr>
         <w:tblW w:w="9360" w:type="dxa"/>
@@ -764,82 +543,7 @@
           </w:tcPr>
           <w:p>
             <w:r>
-              <w:rPr>
-                <w:b/>
-              </w:rPr>
-              <w:t xml:space="preserve">Работодатель:</w:t>
-            </w:r>
-          </w:p>
-          <w:p>
-            <w:r>
-              <w:t xml:space="preserve">Индивидуальный предприниматель </w:t>
-            </w:r>
-            <w:r>
-              <w:t xml:space="preserve">Смирнова Мария Николаевна</w:t>
-            </w:r>
-          </w:p>
-          <w:p>
-            <w:r>
-              <w:t xml:space="preserve">Адрес регистрации: </w:t>
-            </w:r>
-            <w:r>
-              <w:t xml:space="preserve">614000, Краснодарский край, г. Пермь, бул. Ленинградская, вл. 25, стр. 2, пом. VII</w:t>
-            </w:r>
-          </w:p>
-          <w:p>
-            <w:r>
-              <w:t xml:space="preserve">ИНН </w:t>
-            </w:r>
-            <w:r>
-              <w:t xml:space="preserve">110056673254</w:t>
-            </w:r>
-            <w:r>
-              <w:t xml:space="preserve"> ОГРНИП </w:t>
-            </w:r>
-            <w:r>
-              <w:t xml:space="preserve">319323374921192</w:t>
-            </w:r>
-          </w:p>
-          <w:p>
-            <w:r>
-              <w:t xml:space="preserve">р/с </w:t>
-            </w:r>
-            <w:r>
-              <w:t xml:space="preserve">40802810127206326816</w:t>
-            </w:r>
-            <w:r>
-              <w:t xml:space="preserve"> в АО «Альфа-Банк»</w:t>
-            </w:r>
-            <w:r>
-              <w:t xml:space="preserve">, БИК </w:t>
-            </w:r>
-            <w:r>
-              <w:t xml:space="preserve">044525593</w:t>
-            </w:r>
-          </w:p>
-          <w:p>
-            <w:r>
-              <w:t xml:space="preserve">Тел.: </w:t>
-            </w:r>
-            <w:r>
-              <w:t xml:space="preserve">+7 (843) 334-57-81</w:t>
-            </w:r>
-          </w:p>
-          <w:p>
-            <w:r>
-              <w:t xml:space="preserve">E-mail: </w:t>
-            </w:r>
-            <w:r>
-              <w:t xml:space="preserve">smirnova@sibtrans.ru</w:t>
-            </w:r>
-          </w:p>
-          <w:p/>
-          <w:p>
-            <w:r>
-              <w:t xml:space="preserve">ИП ______________ </w:t>
-            </w:r>
-            <w:r>
-              <w:t xml:space="preserve">Смирнова М. Н.</w:t>
+              <w:t xml:space="preserve">3</w:t>
             </w:r>
           </w:p>
         </w:tc>
@@ -849,92 +553,280 @@
           </w:tcPr>
           <w:p>
             <w:r>
-              <w:rPr>
-                <w:b/>
-              </w:rPr>
-              <w:t xml:space="preserve">Работник:</w:t>
-            </w:r>
-          </w:p>
-          <w:p>
-            <w:r>
-              <w:t xml:space="preserve">Беляев Владимир Олегович</w:t>
-            </w:r>
-          </w:p>
-          <w:p>
-            <w:r>
-              <w:t xml:space="preserve">Дата рождения: </w:t>
-            </w:r>
-            <w:r>
-              <w:t xml:space="preserve">24.11.1974</w:t>
-            </w:r>
-          </w:p>
-          <w:p>
-            <w:r>
-              <w:t xml:space="preserve">Адрес регистрации: </w:t>
-            </w:r>
-            <w:r>
-              <w:t xml:space="preserve">141300, Ленинградская обл., г. Сергиев Посад, наб. Баумана, вл. 71, стр. 3, пом. VII</w:t>
-            </w:r>
-          </w:p>
-          <w:p>
-            <w:r>
-              <w:t xml:space="preserve">Паспорт </w:t>
-            </w:r>
-            <w:r>
-              <w:t xml:space="preserve">14 01 149778</w:t>
-            </w:r>
-            <w:r>
-              <w:t xml:space="preserve">, выдан ГУ МВД России по г. Москве 09.07.2019</w:t>
-            </w:r>
-            <w:r>
-              <w:t xml:space="preserve">, код подразделения </w:t>
-            </w:r>
-            <w:r>
-              <w:t xml:space="preserve">207-370</w:t>
-            </w:r>
-          </w:p>
-          <w:p>
-            <w:r>
-              <w:t xml:space="preserve">СНИЛС № </w:t>
-            </w:r>
-            <w:r>
-              <w:t xml:space="preserve">093 455 761 95</w:t>
-            </w:r>
-            <w:r>
-              <w:t xml:space="preserve"> ИНН </w:t>
-            </w:r>
-            <w:r>
-              <w:t xml:space="preserve">734556106274</w:t>
-            </w:r>
-          </w:p>
-          <w:p>
-            <w:r>
-              <w:t xml:space="preserve">Тел.: </w:t>
-            </w:r>
-            <w:r>
-              <w:t xml:space="preserve">+7 (499) 969-78-57</w:t>
-            </w:r>
-          </w:p>
-          <w:p>
-            <w:r>
-              <w:t xml:space="preserve">E-mail: </w:t>
-            </w:r>
-            <w:r>
-              <w:t xml:space="preserve">belyaev@inbox.ru</w:t>
-            </w:r>
-          </w:p>
-          <w:p/>
-          <w:p>
-            <w:r>
-              <w:t xml:space="preserve">______________ </w:t>
-            </w:r>
-            <w:r>
-              <w:t xml:space="preserve">Беляев В. О.</w:t>
+              <w:t xml:space="preserve">РУБ.</w:t>
             </w:r>
           </w:p>
         </w:tc>
       </w:tr>
     </w:tbl>
+    <w:p>
+      <w:r>
+        <w:t xml:space="preserve">2.10. </w:t>
+      </w:r>
+      <w:r>
+        <w:t xml:space="preserve">Поставке подлежит насос модели </w:t>
+      </w:r>
+      <w:r>
+        <w:t xml:space="preserve">ЭЦВ-6-10-80h</w:t>
+      </w:r>
+      <w:r>
+        <w:t xml:space="preserve"> и кабель марки </w:t>
+      </w:r>
+      <w:r>
+        <w:t xml:space="preserve">ВВГнг(А)-LSt</w:t>
+      </w:r>
+      <w:r>
+        <w:t xml:space="preserve">.</w:t>
+      </w:r>
+    </w:p>
+    <w:p/>
+    <w:p>
+      <w:r>
+        <w:rPr>
+          <w:b/>
+        </w:rPr>
+        <w:t xml:space="preserve">3. МЕСТО И СРОКИ ИСПОЛНЕНИЯ</w:t>
+      </w:r>
+    </w:p>
+    <w:p>
+      <w:r>
+        <w:t xml:space="preserve">3.1. Место исполнения обязательств: </w:t>
+      </w:r>
+      <w:r>
+        <w:t xml:space="preserve">443010, Новосибирская обл., г. Самара, пер. Победы, вл. 37, стр. 2, пом. VII</w:t>
+      </w:r>
+      <w:r>
+        <w:t xml:space="preserve">.</w:t>
+      </w:r>
+    </w:p>
+    <w:p>
+      <w:r>
+        <w:t xml:space="preserve">3.2. Уведомления направляются </w:t>
+      </w:r>
+      <w:r>
+        <w:t xml:space="preserve">Беляеву Владимиру Олеговичу</w:t>
+      </w:r>
+      <w:r>
+        <w:t xml:space="preserve"> по телефону </w:t>
+      </w:r>
+      <w:r>
+        <w:t xml:space="preserve">+7 (812) 142-64-82</w:t>
+      </w:r>
+      <w:r>
+        <w:t xml:space="preserve">.</w:t>
+      </w:r>
+    </w:p>
+    <w:p>
+      <w:r>
+        <w:t xml:space="preserve">3.3. Срок исполнения обязательств — </w:t>
+      </w:r>
+      <w:r>
+        <w:t xml:space="preserve">в течение 7 рабочих дней со дня предъявления требования</w:t>
+      </w:r>
+      <w:r>
+        <w:t xml:space="preserve">.</w:t>
+      </w:r>
+    </w:p>
+    <w:p/>
+    <w:p>
+      <w:r>
+        <w:rPr>
+          <w:b/>
+        </w:rPr>
+        <w:t xml:space="preserve">4. ПРОЧИЕ УСЛОВИЯ</w:t>
+      </w:r>
+    </w:p>
+    <w:p>
+      <w:r>
+        <w:t xml:space="preserve">4.1. </w:t>
+      </w:r>
+      <w:r>
+        <w:t xml:space="preserve">Стороны несут ответственность за неисполнение или ненадлежащее исполнение обязательств в соответствии с законодательством Российской Федерации.</w:t>
+      </w:r>
+    </w:p>
+    <w:p>
+      <w:r>
+        <w:t xml:space="preserve">4.2. </w:t>
+      </w:r>
+      <w:r>
+        <w:t xml:space="preserve">Размер неустойки за нарушение сроков оплаты: </w:t>
+      </w:r>
+      <w:r>
+        <w:t xml:space="preserve">5 (пять) процентов за каждый день просрочки</w:t>
+      </w:r>
+      <w:r>
+        <w:t xml:space="preserve">. Предельный размер ответственности: </w:t>
+      </w:r>
+      <w:r>
+        <w:t xml:space="preserve">0,5 процента от стоимости неоплаченных работ</w:t>
+      </w:r>
+      <w:r>
+        <w:t xml:space="preserve">.</w:t>
+      </w:r>
+    </w:p>
+    <w:p>
+      <w:r>
+        <w:t xml:space="preserve">4.3. </w:t>
+      </w:r>
+      <w:r>
+        <w:t xml:space="preserve">Стороны освобождаются от ответственности при наступлении обстоятельств непреодолимой силы, если они прямо повлияли на исполнение обязательств.</w:t>
+      </w:r>
+    </w:p>
+    <w:p>
+      <w:r>
+        <w:t xml:space="preserve">4.4. </w:t>
+      </w:r>
+      <w:r>
+        <w:t xml:space="preserve">Сторона, для которой создалась невозможность исполнения, обязана уведомить другую Сторону. Срок уведомления — </w:t>
+      </w:r>
+      <w:r>
+        <w:t xml:space="preserve">в течение двенадцати месяцев с момента заключения контракта</w:t>
+      </w:r>
+      <w:r>
+        <w:t xml:space="preserve">.</w:t>
+      </w:r>
+    </w:p>
+    <w:p>
+      <w:r>
+        <w:t xml:space="preserve">4.5. </w:t>
+      </w:r>
+      <w:r>
+        <w:t xml:space="preserve">Все споры и разногласия решаются путём переговоров. Претензионный порядок обязателен, срок ответа на претензию — </w:t>
+      </w:r>
+      <w:r>
+        <w:t xml:space="preserve">не позднее 07.05.2026</w:t>
+      </w:r>
+      <w:r>
+        <w:t xml:space="preserve">.</w:t>
+      </w:r>
+    </w:p>
+    <w:p/>
+    <w:p/>
+    <w:p>
+      <w:r>
+        <w:rPr>
+          <w:b/>
+        </w:rPr>
+        <w:t xml:space="preserve">10. ДОПОЛНИТЕЛЬНЫЕ СВЕДЕНИЯ О СТОРОНАХ</w:t>
+      </w:r>
+    </w:p>
+    <w:p>
+      <w:r>
+        <w:t xml:space="preserve">Дополнительный телефон: </w:t>
+      </w:r>
+      <w:r>
+        <w:t xml:space="preserve">+7 (8­46‍) 364-69-38</w:t>
+      </w:r>
+    </w:p>
+    <w:p>
+      <w:r>
+        <w:t xml:space="preserve">Контактное лицо: </w:t>
+      </w:r>
+      <w:r>
+        <w:t xml:space="preserve">Беляев Вл⁠адимир ​Олегович</w:t>
+      </w:r>
+    </w:p>
+    <w:p>
+      <w:r>
+        <w:t xml:space="preserve">Получатель уведомлений: </w:t>
+      </w:r>
+      <w:r>
+        <w:t xml:space="preserve">Беляев</w:t>
+        <w:br/>
+        <w:t xml:space="preserve">Владимир Олегович</w:t>
+      </w:r>
+    </w:p>
+    <w:p>
+      <w:r>
+        <w:t xml:space="preserve">Счёт для возврата: </w:t>
+      </w:r>
+      <w:r>
+        <w:t xml:space="preserve">408178103</w:t>
+        <w:br/>
+        <w:t xml:space="preserve">41992878327</w:t>
+      </w:r>
+    </w:p>
+    <w:p/>
+    <w:p/>
+    <w:p>
+      <w:r>
+        <w:rPr>
+          <w:b/>
+        </w:rPr>
+        <w:t xml:space="preserve">9. КОНТРОЛЬНЫЕ ВЕЛИЧИНЫ</w:t>
+      </w:r>
+    </w:p>
+    <w:p>
+      <w:r>
+        <w:t xml:space="preserve">9.1. Контрольная запись: </w:t>
+      </w:r>
+      <w:r>
+        <w:rPr>
+          <w:b/>
+        </w:rPr>
+        <w:t xml:space="preserve">1</w:t>
+      </w:r>
+      <w:r>
+        <w:t xml:space="preserve">5 (пятнадцать) процентов годовых</w:t>
+      </w:r>
+      <w:r>
+        <w:t xml:space="preserve">.</w:t>
+      </w:r>
+    </w:p>
+    <w:p>
+      <w:r>
+        <w:t xml:space="preserve">9.2. Контрольная запись: </w:t>
+      </w:r>
+      <w:r>
+        <w:rPr>
+          <w:b/>
+        </w:rPr>
+        <w:t xml:space="preserve">в течение 6</w:t>
+      </w:r>
+      <w:r>
+        <w:t xml:space="preserve">0 рабочих дней со дня предъявления требования</w:t>
+      </w:r>
+      <w:r>
+        <w:t xml:space="preserve">.</w:t>
+      </w:r>
+    </w:p>
+    <w:p>
+      <w:r>
+        <w:t xml:space="preserve">9.3. Контрольная запись: </w:t>
+      </w:r>
+      <w:r>
+        <w:rPr>
+          <w:b/>
+        </w:rPr>
+        <w:t xml:space="preserve">4/2</w:t>
+      </w:r>
+      <w:r>
+        <w:t xml:space="preserve">0</w:t>
+      </w:r>
+      <w:r>
+        <w:t xml:space="preserve">.</w:t>
+      </w:r>
+    </w:p>
+    <w:p>
+      <w:r>
+        <w:t xml:space="preserve">9.4. Контрольная запись: </w:t>
+      </w:r>
+      <w:r>
+        <w:t xml:space="preserve">Bосемь миллионов восемьсот девяносто тысяч рублей 50 копеек</w:t>
+      </w:r>
+      <w:r>
+        <w:t xml:space="preserve">.</w:t>
+      </w:r>
+    </w:p>
+    <w:p/>
+    <w:p>
+      <w:r>
+        <w:rPr>
+          <w:b/>
+        </w:rPr>
+        <w:t xml:space="preserve">РЕКВИЗИТЫ И ПОДПИСИ СТОРОН</w:t>
+      </w:r>
+    </w:p>
     <w:p/>
     <w:tbl>
       <w:tblPr>
@@ -959,6 +851,201 @@
           </w:tcPr>
           <w:p>
             <w:r>
+              <w:rPr>
+                <w:b/>
+              </w:rPr>
+              <w:t xml:space="preserve">Работодатель:</w:t>
+            </w:r>
+          </w:p>
+          <w:p>
+            <w:r>
+              <w:t xml:space="preserve">Индивидуальный предприниматель </w:t>
+            </w:r>
+            <w:r>
+              <w:t xml:space="preserve">Смирнова Мария Николаевна</w:t>
+            </w:r>
+          </w:p>
+          <w:p>
+            <w:r>
+              <w:t xml:space="preserve">Адрес регистрации: </w:t>
+            </w:r>
+            <w:r>
+              <w:t xml:space="preserve">394000, Тверская обл., г. Воронеж, пер. Тверская, вл. 42, стр. 5, пом. VII</w:t>
+            </w:r>
+          </w:p>
+          <w:p>
+            <w:r>
+              <w:t xml:space="preserve">ИНН </w:t>
+            </w:r>
+            <w:r>
+              <w:t xml:space="preserve">110056673254</w:t>
+            </w:r>
+            <w:r>
+              <w:t xml:space="preserve"> ОГРНИП </w:t>
+            </w:r>
+            <w:r>
+              <w:t xml:space="preserve">319323374921192</w:t>
+            </w:r>
+          </w:p>
+          <w:p>
+            <w:r>
+              <w:t xml:space="preserve">р/с </w:t>
+            </w:r>
+            <w:r>
+              <w:t xml:space="preserve">40802810127206326816</w:t>
+            </w:r>
+            <w:r>
+              <w:t xml:space="preserve"> в АО «Альфа-Банк»</w:t>
+            </w:r>
+            <w:r>
+              <w:t xml:space="preserve">, БИК </w:t>
+            </w:r>
+            <w:r>
+              <w:t xml:space="preserve">044525593</w:t>
+            </w:r>
+          </w:p>
+          <w:p>
+            <w:r>
+              <w:t xml:space="preserve">Тел.: </w:t>
+            </w:r>
+            <w:r>
+              <w:t xml:space="preserve">+7 (812) 485-32-78</w:t>
+            </w:r>
+          </w:p>
+          <w:p>
+            <w:r>
+              <w:t xml:space="preserve">E-mail: </w:t>
+            </w:r>
+            <w:r>
+              <w:t xml:space="preserve">smirnova@bk.ru</w:t>
+            </w:r>
+          </w:p>
+          <w:p/>
+          <w:p>
+            <w:r>
+              <w:t xml:space="preserve">ИП ______________ </w:t>
+            </w:r>
+            <w:r>
+              <w:t xml:space="preserve">Смирнова М. Н.</w:t>
+            </w:r>
+          </w:p>
+        </w:tc>
+        <w:tc>
+          <w:tcPr>
+            <w:tcW w:w="4680" w:type="dxa"/>
+          </w:tcPr>
+          <w:p>
+            <w:r>
+              <w:rPr>
+                <w:b/>
+              </w:rPr>
+              <w:t xml:space="preserve">Работник:</w:t>
+            </w:r>
+          </w:p>
+          <w:p>
+            <w:r>
+              <w:t xml:space="preserve">Беляев Владимир Олегович</w:t>
+            </w:r>
+          </w:p>
+          <w:p>
+            <w:r>
+              <w:t xml:space="preserve">Дата рождения: </w:t>
+            </w:r>
+            <w:r>
+              <w:t xml:space="preserve">24.11.1974</w:t>
+            </w:r>
+          </w:p>
+          <w:p>
+            <w:r>
+              <w:t xml:space="preserve">Адрес регистрации: </w:t>
+            </w:r>
+            <w:r>
+              <w:t xml:space="preserve">344002, Ленинградская обл., г. Ростов-на-Дону, проезд Садовая, вл. 48, стр. 2, пом. VII</w:t>
+            </w:r>
+          </w:p>
+          <w:p>
+            <w:r>
+              <w:t xml:space="preserve">Паспорт </w:t>
+            </w:r>
+            <w:r>
+              <w:t xml:space="preserve">14 01 149778</w:t>
+            </w:r>
+            <w:r>
+              <w:t xml:space="preserve">, выдан ГУ МВД России по г. Москве 09.07.2019</w:t>
+            </w:r>
+            <w:r>
+              <w:t xml:space="preserve">, код подразделения </w:t>
+            </w:r>
+            <w:r>
+              <w:t xml:space="preserve">207-370</w:t>
+            </w:r>
+          </w:p>
+          <w:p>
+            <w:r>
+              <w:t xml:space="preserve">СНИЛС № </w:t>
+            </w:r>
+            <w:r>
+              <w:t xml:space="preserve">093 455 761 95</w:t>
+            </w:r>
+            <w:r>
+              <w:t xml:space="preserve"> ИНН </w:t>
+            </w:r>
+            <w:r>
+              <w:t xml:space="preserve">734556106274</w:t>
+            </w:r>
+          </w:p>
+          <w:p>
+            <w:r>
+              <w:t xml:space="preserve">Тел.: </w:t>
+            </w:r>
+            <w:r>
+              <w:t xml:space="preserve">+7 (499) 137-55-71</w:t>
+            </w:r>
+          </w:p>
+          <w:p>
+            <w:r>
+              <w:t xml:space="preserve">E-mail: </w:t>
+            </w:r>
+            <w:r>
+              <w:t xml:space="preserve">belyaev@mail.ru</w:t>
+            </w:r>
+          </w:p>
+          <w:p/>
+          <w:p>
+            <w:r>
+              <w:t xml:space="preserve">______________ </w:t>
+            </w:r>
+            <w:r>
+              <w:t xml:space="preserve">Беляев В. О.</w:t>
+            </w:r>
+          </w:p>
+        </w:tc>
+      </w:tr>
+    </w:tbl>
+    <w:p/>
+    <w:tbl>
+      <w:tblPr>
+        <w:tblW w:w="9360" w:type="dxa"/>
+        <w:tblBorders>
+          <w:top w:val="single" w:sz="4" w:color="auto"/>
+          <w:left w:val="single" w:sz="4" w:color="auto"/>
+          <w:bottom w:val="single" w:sz="4" w:color="auto"/>
+          <w:right w:val="single" w:sz="4" w:color="auto"/>
+          <w:insideH w:val="single" w:sz="4" w:color="auto"/>
+          <w:insideV w:val="single" w:sz="4" w:color="auto"/>
+        </w:tblBorders>
+      </w:tblPr>
+      <w:tblGrid>
+        <w:gridCol w:w="4680"/>
+        <w:gridCol w:w="4680"/>
+      </w:tblGrid>
+      <w:tr>
+        <w:tc>
+          <w:tcPr>
+            <w:tcW w:w="4680" w:type="dxa"/>
+          </w:tcPr>
+          <w:p>
+            <w:r>
               <w:t xml:space="preserve">ИНН: </w:t>
             </w:r>
             <w:r>
@@ -1044,13 +1131,13 @@
       <w:t xml:space="preserve">Исполнитель документа: </w:t>
     </w:r>
     <w:r>
-      <w:t xml:space="preserve">Воробьёв Е. В.</w:t>
+      <w:t xml:space="preserve">Орлов А. М.</w:t>
     </w:r>
     <w:r>
       <w:t xml:space="preserve">, тел. </w:t>
     </w:r>
     <w:r>
-      <w:t xml:space="preserve">8(499)5975357</w:t>
+      <w:t xml:space="preserve">8(383)7331893</w:t>
     </w:r>
   </w:p>
 </w:ftr>

--- a/tests/corpus_v2/docs/labor_0004.docx
+++ b/tests/corpus_v2/docs/labor_0004.docx
@@ -146,7 +146,7 @@
         <w:t xml:space="preserve">Должностной оклад Работника: </w:t>
       </w:r>
       <w:r>
-        <w:t xml:space="preserve">982 000 (девятьсот восемьдесят две тысячи) рублей 00 копеек</w:t>
+        <w:t xml:space="preserve">7 460 000 (семь миллионов четыреста шестьдесят тысяч) рублей 00 копеек</w:t>
       </w:r>
       <w:r>
         <w:t xml:space="preserve">. Заработная плата выплачивается не реже чем каждые полмесяца.</w:t>
@@ -160,7 +160,102 @@
         <w:t xml:space="preserve">Ежегодный оплачиваемый отпуск: </w:t>
       </w:r>
       <w:r>
-        <w:t xml:space="preserve">не позднее 22.07.2025</w:t>
+        <w:t xml:space="preserve">не позднее 10.09.2026</w:t>
+      </w:r>
+      <w:r>
+        <w:t xml:space="preserve">.</w:t>
+      </w:r>
+    </w:p>
+    <w:p>
+      <w:r>
+        <w:t xml:space="preserve">1.6. </w:t>
+      </w:r>
+      <w:r>
+        <w:t xml:space="preserve">Товар отгружается по товарной накладной ТОРГ-12 № </w:t>
+      </w:r>
+      <w:r>
+        <w:t xml:space="preserve">046653173</w:t>
+      </w:r>
+      <w:r>
+        <w:t xml:space="preserve">. Каталожный номер изделия — </w:t>
+      </w:r>
+      <w:r>
+        <w:t xml:space="preserve">047275676</w:t>
+      </w:r>
+      <w:r>
+        <w:t xml:space="preserve">. Заводской номер насоса — </w:t>
+      </w:r>
+      <w:r>
+        <w:t xml:space="preserve">043717542</w:t>
+      </w:r>
+      <w:r>
+        <w:t xml:space="preserve">.</w:t>
+      </w:r>
+    </w:p>
+    <w:p>
+      <w:r>
+        <w:t xml:space="preserve">1.7. </w:t>
+      </w:r>
+      <w:r>
+        <w:t xml:space="preserve">Расходы отражаются по коду цели </w:t>
+      </w:r>
+      <w:r>
+        <w:t xml:space="preserve">045691980</w:t>
+      </w:r>
+      <w:r>
+        <w:t xml:space="preserve">, установленному приказом Минфина России от 01.12.2010 № 157н. </w:t>
+      </w:r>
+      <w:r>
+        <w:t xml:space="preserve">БИК будет сообщён дополнительно, номер заявки — </w:t>
+      </w:r>
+      <w:r>
+        <w:t xml:space="preserve">046589481</w:t>
+      </w:r>
+      <w:r>
+        <w:t xml:space="preserve">.</w:t>
+      </w:r>
+    </w:p>
+    <w:p>
+      <w:r>
+        <w:t xml:space="preserve">1.8. </w:t>
+      </w:r>
+      <w:r>
+        <w:t xml:space="preserve">Расчёты за коммунальные услуги ведутся по лицевому счёту абонента </w:t>
+      </w:r>
+      <w:r>
+        <w:t xml:space="preserve">83257854281</w:t>
+      </w:r>
+      <w:r>
+        <w:t xml:space="preserve">. Приложение к настоящему разделу зарегистрировано за номером </w:t>
+      </w:r>
+      <w:r>
+        <w:t xml:space="preserve">85824717619</w:t>
+      </w:r>
+      <w:r>
+        <w:t xml:space="preserve">. Прибор учёта имеет заводской номер </w:t>
+      </w:r>
+      <w:r>
+        <w:t xml:space="preserve">83015907804</w:t>
+      </w:r>
+      <w:r>
+        <w:t xml:space="preserve">.</w:t>
+      </w:r>
+    </w:p>
+    <w:p>
+      <w:r>
+        <w:t xml:space="preserve">1.9. </w:t>
+      </w:r>
+      <w:r>
+        <w:t xml:space="preserve">Партия внесена в реестр под номером </w:t>
+      </w:r>
+      <w:r>
+        <w:t xml:space="preserve">81214385482</w:t>
+      </w:r>
+      <w:r>
+        <w:t xml:space="preserve">, как предусмотрено пунктом 2 статьи 434 Гражданского кодекса Российской Федерации. Уведомление о регистрации имеет исходящий № </w:t>
+      </w:r>
+      <w:r>
+        <w:t xml:space="preserve">85170714611</w:t>
       </w:r>
       <w:r>
         <w:t xml:space="preserve">.</w:t>
@@ -180,7 +275,7 @@
         <w:t xml:space="preserve">2.1. Общая цена Договора: </w:t>
       </w:r>
       <w:r>
-        <w:t xml:space="preserve">704 002 рубля 0 коп.</w:t>
+        <w:t xml:space="preserve">768 002 рубля 0 коп.</w:t>
       </w:r>
       <w:r>
         <w:t xml:space="preserve">, в том числе НДС</w:t>
@@ -205,7 +300,7 @@
         <w:t xml:space="preserve">2.3. Срок оплаты — </w:t>
       </w:r>
       <w:r>
-        <w:t xml:space="preserve">в течение 20 банковских дней с даты подписания Сторонами акта сдачи-приемки оказанных услуг</w:t>
+        <w:t xml:space="preserve">в течение 5 банковских дней с даты подписания Сторонами акта сдачи-приемки оказанных услуг</w:t>
       </w:r>
       <w:r>
         <w:t xml:space="preserve">.</w:t>
@@ -225,7 +320,7 @@
         <w:t xml:space="preserve">, артикул </w:t>
       </w:r>
       <w:r>
-        <w:t xml:space="preserve">RM-2579-91</w:t>
+        <w:t xml:space="preserve">RM-9214-43</w:t>
       </w:r>
       <w:r>
         <w:t xml:space="preserve">, код </w:t>
@@ -285,49 +380,49 @@
         <w:t xml:space="preserve">. Товар отгружается с сопроводительным документом паспорт качества № </w:t>
       </w:r>
       <w:r>
-        <w:t xml:space="preserve">51 07 795375</w:t>
+        <w:t xml:space="preserve">49 11 820191</w:t>
       </w:r>
       <w:r>
         <w:t xml:space="preserve">. К партии приложен паспорт изделия № </w:t>
       </w:r>
       <w:r>
-        <w:t xml:space="preserve">01 01 373475</w:t>
+        <w:t xml:space="preserve">86 18 524744</w:t>
       </w:r>
       <w:r>
         <w:t xml:space="preserve">. Оборудование поставляется с паспортом транспортного средства № </w:t>
       </w:r>
       <w:r>
-        <w:t xml:space="preserve">60 02 736306</w:t>
+        <w:t xml:space="preserve">24 10 311939</w:t>
       </w:r>
       <w:r>
         <w:t xml:space="preserve">. Приёмка производится согласно техническому паспорту </w:t>
       </w:r>
       <w:r>
-        <w:t xml:space="preserve">23 04 296481</w:t>
+        <w:t xml:space="preserve">47 19 188952</w:t>
       </w:r>
       <w:r>
         <w:t xml:space="preserve">. СНИЛС не указан, номер заказа </w:t>
       </w:r>
       <w:r>
-        <w:t xml:space="preserve">220-209-812 53</w:t>
+        <w:t xml:space="preserve">487-359-372 74</w:t>
       </w:r>
       <w:r>
         <w:t xml:space="preserve">. Дата рождения не проставлена, документ выдан </w:t>
       </w:r>
       <w:r>
-        <w:t xml:space="preserve">17.04.2021</w:t>
+        <w:t xml:space="preserve">27.05.2017</w:t>
       </w:r>
       <w:r>
         <w:t xml:space="preserve">. Код подразделения, см. артикул </w:t>
       </w:r>
       <w:r>
-        <w:t xml:space="preserve">035-226</w:t>
+        <w:t xml:space="preserve">321-479</w:t>
       </w:r>
       <w:r>
         <w:t xml:space="preserve">. Цена — </w:t>
       </w:r>
       <w:r>
-        <w:t xml:space="preserve">не более 4 770 000,0 (Четырёх миллионов семисот семидесяти тысяч) руб.</w:t>
+        <w:t xml:space="preserve">не более 27 500 000,1 (Двадцати семи миллионов пятисот тысяч) руб.</w:t>
       </w:r>
       <w:r>
         <w:t xml:space="preserve">, </w:t>
@@ -347,25 +442,25 @@
         <w:t xml:space="preserve">Товар маркирован штрихкодом </w:t>
       </w:r>
       <w:r>
-        <w:t xml:space="preserve">4605131273596</w:t>
+        <w:t xml:space="preserve">4600706579549</w:t>
       </w:r>
       <w:r>
         <w:t xml:space="preserve">. Код контрагента по ОКПО — </w:t>
       </w:r>
       <w:r>
-        <w:t xml:space="preserve">7882634047</w:t>
+        <w:t xml:space="preserve">2733471809</w:t>
       </w:r>
       <w:r>
         <w:t xml:space="preserve">. Оборудование учтено под инвентарным номером </w:t>
       </w:r>
       <w:r>
-        <w:t xml:space="preserve">045628912</w:t>
+        <w:t xml:space="preserve">042635520</w:t>
       </w:r>
       <w:r>
         <w:t xml:space="preserve">, складской позиции присвоен номер </w:t>
       </w:r>
       <w:r>
-        <w:t xml:space="preserve">085608123</w:t>
+        <w:t xml:space="preserve">328045568</w:t>
       </w:r>
       <w:r>
         <w:t xml:space="preserve">.</w:t>
@@ -379,19 +474,19 @@
         <w:t xml:space="preserve">Оплата по счёту-фактуре на КБК </w:t>
       </w:r>
       <w:r>
-        <w:t xml:space="preserve">18210101011011000159</w:t>
+        <w:t xml:space="preserve">18210101011011000125</w:t>
       </w:r>
       <w:r>
         <w:t xml:space="preserve">. ИНН не присвоен, регистрационный № </w:t>
       </w:r>
       <w:r>
-        <w:t xml:space="preserve">3526259832</w:t>
+        <w:t xml:space="preserve">1619142437</w:t>
       </w:r>
       <w:r>
         <w:t xml:space="preserve">. ИНН не присвоен, платёжный документ № </w:t>
       </w:r>
       <w:r>
-        <w:t xml:space="preserve">205689588211</w:t>
+        <w:t xml:space="preserve">908775334375</w:t>
       </w:r>
       <w:r>
         <w:t xml:space="preserve">. Заказчик действует в лице </w:t>
@@ -486,7 +581,7 @@
           </w:tcPr>
           <w:p>
             <w:r>
-              <w:t xml:space="preserve">1399998420</w:t>
+              <w:t xml:space="preserve">9620114735</w:t>
             </w:r>
           </w:p>
         </w:tc>
@@ -514,7 +609,7 @@
         <w:t xml:space="preserve">Полномочия подтверждаются свидетельством о рождении, выдано </w:t>
       </w:r>
       <w:r>
-        <w:t xml:space="preserve">10.04.2023</w:t>
+        <w:t xml:space="preserve">05.10.2013</w:t>
       </w:r>
       <w:r>
         <w:t xml:space="preserve"> отделом ЗАГС.</w:t>
@@ -543,7 +638,7 @@
           </w:tcPr>
           <w:p>
             <w:r>
-              <w:t xml:space="preserve">3</w:t>
+              <w:t xml:space="preserve">2</w:t>
             </w:r>
           </w:p>
         </w:tc>
@@ -593,7 +688,7 @@
         <w:t xml:space="preserve">3.1. Место исполнения обязательств: </w:t>
       </w:r>
       <w:r>
-        <w:t xml:space="preserve">443010, Новосибирская обл., г. Самара, пер. Победы, вл. 37, стр. 2, пом. VII</w:t>
+        <w:t xml:space="preserve">630099, Ленинградская обл., г. Новосибирск, пер. Мира, вл. 43, стр. 1, пом. VII</w:t>
       </w:r>
       <w:r>
         <w:t xml:space="preserve">.</w:t>
@@ -610,7 +705,7 @@
         <w:t xml:space="preserve"> по телефону </w:t>
       </w:r>
       <w:r>
-        <w:t xml:space="preserve">+7 (812) 142-64-82</w:t>
+        <w:t xml:space="preserve">+7 (846) 466-38-34</w:t>
       </w:r>
       <w:r>
         <w:t xml:space="preserve">.</w:t>
@@ -621,7 +716,111 @@
         <w:t xml:space="preserve">3.3. Срок исполнения обязательств — </w:t>
       </w:r>
       <w:r>
-        <w:t xml:space="preserve">в течение 7 рабочих дней со дня предъявления требования</w:t>
+        <w:t xml:space="preserve">в течение 45 рабочих дней со дня предъявления требования</w:t>
+      </w:r>
+      <w:r>
+        <w:t xml:space="preserve">.</w:t>
+      </w:r>
+    </w:p>
+    <w:p>
+      <w:r>
+        <w:t xml:space="preserve">3.4. </w:t>
+      </w:r>
+      <w:r>
+        <w:t xml:space="preserve">Работы выполняются за счёт средств бюджета по коду бюджетной классификации </w:t>
+      </w:r>
+      <w:r>
+        <w:t xml:space="preserve">18265746857801338068</w:t>
+      </w:r>
+      <w:r>
+        <w:t xml:space="preserve">. Счётчик имеет заводской номер </w:t>
+      </w:r>
+      <w:r>
+        <w:t xml:space="preserve">39224494260018544941</w:t>
+      </w:r>
+      <w:r>
+        <w:t xml:space="preserve">.</w:t>
+      </w:r>
+    </w:p>
+    <w:p>
+      <w:r>
+        <w:t xml:space="preserve">3.5. </w:t>
+      </w:r>
+      <w:r>
+        <w:t xml:space="preserve">В счёте на оплату указывается УИН </w:t>
+      </w:r>
+      <w:r>
+        <w:t xml:space="preserve">18209620797652436815</w:t>
+      </w:r>
+      <w:r>
+        <w:t xml:space="preserve">. Номер счёта-проформы — </w:t>
+      </w:r>
+      <w:r>
+        <w:t xml:space="preserve">77091921020359012479</w:t>
+      </w:r>
+      <w:r>
+        <w:t xml:space="preserve">. Списание со счёта производится в очерёдности статьи 855 Гражданского кодекса Российской Федерации, код вида дохода </w:t>
+      </w:r>
+      <w:r>
+        <w:t xml:space="preserve">18210029587260994680</w:t>
+      </w:r>
+      <w:r>
+        <w:t xml:space="preserve">.</w:t>
+      </w:r>
+    </w:p>
+    <w:p>
+      <w:r>
+        <w:t xml:space="preserve">3.6. </w:t>
+      </w:r>
+      <w:r>
+        <w:t xml:space="preserve">ИНН иностранного контрагента не присваивается; номер записи в торговом реестре — </w:t>
+      </w:r>
+      <w:r>
+        <w:t xml:space="preserve">7092207730</w:t>
+      </w:r>
+      <w:r>
+        <w:t xml:space="preserve">. ИНН указан в приложении, номер спецификации </w:t>
+      </w:r>
+      <w:r>
+        <w:t xml:space="preserve">1399998420</w:t>
+      </w:r>
+      <w:r>
+        <w:t xml:space="preserve">. Постановка на учёт производится по статье 84 Налогового кодекса Российской Федерации, решение № </w:t>
+      </w:r>
+      <w:r>
+        <w:t xml:space="preserve">3323701135</w:t>
+      </w:r>
+      <w:r>
+        <w:t xml:space="preserve">.</w:t>
+      </w:r>
+    </w:p>
+    <w:p>
+      <w:r>
+        <w:t xml:space="preserve">3.7. </w:t>
+      </w:r>
+      <w:r>
+        <w:t xml:space="preserve">Партии присвоен номер прослеживаемости </w:t>
+      </w:r>
+      <w:r>
+        <w:t xml:space="preserve">6842928805</w:t>
+      </w:r>
+      <w:r>
+        <w:t xml:space="preserve">. Содержание примеси не превышает </w:t>
+      </w:r>
+      <w:r>
+        <w:t xml:space="preserve">1,9 %</w:t>
+      </w:r>
+      <w:r>
+        <w:t xml:space="preserve">. Погрешность измерения прибора — не более </w:t>
+      </w:r>
+      <w:r>
+        <w:t xml:space="preserve">0,5 %</w:t>
+      </w:r>
+      <w:r>
+        <w:t xml:space="preserve">. Заводской номер поставляемого станка — </w:t>
+      </w:r>
+      <w:r>
+        <w:t xml:space="preserve">7699676443</w:t>
       </w:r>
       <w:r>
         <w:t xml:space="preserve">.</w:t>
@@ -652,7 +851,7 @@
         <w:t xml:space="preserve">Размер неустойки за нарушение сроков оплаты: </w:t>
       </w:r>
       <w:r>
-        <w:t xml:space="preserve">5 (пять) процентов за каждый день просрочки</w:t>
+        <w:t xml:space="preserve">10 (десять) процентов за каждый день просрочки</w:t>
       </w:r>
       <w:r>
         <w:t xml:space="preserve">. Предельный размер ответственности: </w:t>
@@ -680,7 +879,7 @@
         <w:t xml:space="preserve">Сторона, для которой создалась невозможность исполнения, обязана уведомить другую Сторону. Срок уведомления — </w:t>
       </w:r>
       <w:r>
-        <w:t xml:space="preserve">в течение двенадцати месяцев с момента заключения контракта</w:t>
+        <w:t xml:space="preserve">в течение трех месяцев с момента заключения контракта</w:t>
       </w:r>
       <w:r>
         <w:t xml:space="preserve">.</w:t>
@@ -694,7 +893,125 @@
         <w:t xml:space="preserve">Все споры и разногласия решаются путём переговоров. Претензионный порядок обязателен, срок ответа на претензию — </w:t>
       </w:r>
       <w:r>
-        <w:t xml:space="preserve">не позднее 07.05.2026</w:t>
+        <w:t xml:space="preserve">не позднее 12.05.2026</w:t>
+      </w:r>
+      <w:r>
+        <w:t xml:space="preserve">.</w:t>
+      </w:r>
+    </w:p>
+    <w:p>
+      <w:r>
+        <w:t xml:space="preserve">4.6. </w:t>
+      </w:r>
+      <w:r>
+        <w:t xml:space="preserve">ИНН физического лица не приводится; лицевой счёт — </w:t>
+      </w:r>
+      <w:r>
+        <w:t xml:space="preserve">090785059667</w:t>
+      </w:r>
+      <w:r>
+        <w:t xml:space="preserve">. ИНН указан в приложении; номенклатурный код позиции — </w:t>
+      </w:r>
+      <w:r>
+        <w:t xml:space="preserve">318755772054</w:t>
+      </w:r>
+      <w:r>
+        <w:t xml:space="preserve">. Обработка ИНН ведётся по статье 86 Налогового кодекса Российской Федерации, запрос № </w:t>
+      </w:r>
+      <w:r>
+        <w:t xml:space="preserve">286305343004</w:t>
+      </w:r>
+      <w:r>
+        <w:t xml:space="preserve">.</w:t>
+      </w:r>
+    </w:p>
+    <w:p>
+      <w:r>
+        <w:t xml:space="preserve">4.7. </w:t>
+      </w:r>
+      <w:r>
+        <w:t xml:space="preserve">Накладной на партию присвоен номер </w:t>
+      </w:r>
+      <w:r>
+        <w:t xml:space="preserve">138389168828</w:t>
+      </w:r>
+      <w:r>
+        <w:t xml:space="preserve">. Контрольный модуль имеет заводской номер </w:t>
+      </w:r>
+      <w:r>
+        <w:t xml:space="preserve">948880271629</w:t>
+      </w:r>
+      <w:r>
+        <w:t xml:space="preserve">. Проектный уклон кровли — </w:t>
+      </w:r>
+      <w:r>
+        <w:t xml:space="preserve">8 %</w:t>
+      </w:r>
+      <w:r>
+        <w:t xml:space="preserve">.</w:t>
+      </w:r>
+    </w:p>
+    <w:p>
+      <w:r>
+        <w:t xml:space="preserve">4.8. </w:t>
+      </w:r>
+      <w:r>
+        <w:t xml:space="preserve">Законом установлена предельная доля иностранного участия — </w:t>
+      </w:r>
+      <w:r>
+        <w:t xml:space="preserve">25 %</w:t>
+      </w:r>
+      <w:r>
+        <w:t xml:space="preserve"> согласно Федеральному закону об иностранных инвестициях. Приложением № 3 установлена доля брака не более </w:t>
+      </w:r>
+      <w:r>
+        <w:t xml:space="preserve">2,8 %</w:t>
+      </w:r>
+      <w:r>
+        <w:t xml:space="preserve">.</w:t>
+      </w:r>
+    </w:p>
+    <w:p>
+      <w:r>
+        <w:t xml:space="preserve">4.9. </w:t>
+      </w:r>
+      <w:r>
+        <w:t xml:space="preserve">Срок годности товара — </w:t>
+      </w:r>
+      <w:r>
+        <w:t xml:space="preserve">в течение 36 месяцев</w:t>
+      </w:r>
+      <w:r>
+        <w:t xml:space="preserve"> с даты производства. Уложенная смесь выдерживается </w:t>
+      </w:r>
+      <w:r>
+        <w:t xml:space="preserve">в течение 72 часов</w:t>
+      </w:r>
+      <w:r>
+        <w:t xml:space="preserve"> без доступа влаги.</w:t>
+      </w:r>
+    </w:p>
+    <w:p>
+      <w:r>
+        <w:t xml:space="preserve">4.10. </w:t>
+      </w:r>
+      <w:r>
+        <w:t xml:space="preserve">Требования к качеству работ могут быть предъявлены </w:t>
+      </w:r>
+      <w:r>
+        <w:t xml:space="preserve">в течение одного года</w:t>
+      </w:r>
+      <w:r>
+        <w:t xml:space="preserve"> в силу статьи 725 Гражданского кодекса Российской Федерации. Поставщик работает на рынке </w:t>
+      </w:r>
+      <w:r>
+        <w:t xml:space="preserve">в течение 16 лет</w:t>
+      </w:r>
+      <w:r>
+        <w:t xml:space="preserve">. Окончание отчётного периода — </w:t>
+      </w:r>
+      <w:r>
+        <w:t xml:space="preserve">не позднее 11.10.2024</w:t>
       </w:r>
       <w:r>
         <w:t xml:space="preserve">.</w:t>
@@ -715,7 +1032,7 @@
         <w:t xml:space="preserve">Дополнительный телефон: </w:t>
       </w:r>
       <w:r>
-        <w:t xml:space="preserve">+7 (8­46‍) 364-69-38</w:t>
+        <w:t xml:space="preserve">+7 (846 ) 872-‍28-68</w:t>
       </w:r>
     </w:p>
     <w:p>
@@ -723,7 +1040,7 @@
         <w:t xml:space="preserve">Контактное лицо: </w:t>
       </w:r>
       <w:r>
-        <w:t xml:space="preserve">Беляев Вл⁠адимир ​Олегович</w:t>
+        <w:t xml:space="preserve">Беляев В­лади‍мир Олегович</w:t>
       </w:r>
     </w:p>
     <w:p>
@@ -767,7 +1084,7 @@
         <w:t xml:space="preserve">1</w:t>
       </w:r>
       <w:r>
-        <w:t xml:space="preserve">5 (пятнадцать) процентов годовых</w:t>
+        <w:t xml:space="preserve">0 (десять) процентов годовых</w:t>
       </w:r>
       <w:r>
         <w:t xml:space="preserve">.</w:t>
@@ -781,7 +1098,7 @@
         <w:rPr>
           <w:b/>
         </w:rPr>
-        <w:t xml:space="preserve">в течение 6</w:t>
+        <w:t xml:space="preserve">в течение 2</w:t>
       </w:r>
       <w:r>
         <w:t xml:space="preserve">0 рабочих дней со дня предъявления требования</w:t>
@@ -801,7 +1118,7 @@
         <w:t xml:space="preserve">4/2</w:t>
       </w:r>
       <w:r>
-        <w:t xml:space="preserve">0</w:t>
+        <w:t xml:space="preserve">1</w:t>
       </w:r>
       <w:r>
         <w:t xml:space="preserve">.</w:t>
@@ -812,7 +1129,7 @@
         <w:t xml:space="preserve">9.4. Контрольная запись: </w:t>
       </w:r>
       <w:r>
-        <w:t xml:space="preserve">Bосемь миллионов восемьсот девяносто тысяч рублей 50 копеек</w:t>
+        <w:t xml:space="preserve">Tриста девяносто пять тысяч рублей 50 копеек</w:t>
       </w:r>
       <w:r>
         <w:t xml:space="preserve">.</w:t>
@@ -870,7 +1187,7 @@
               <w:t xml:space="preserve">Адрес регистрации: </w:t>
             </w:r>
             <w:r>
-              <w:t xml:space="preserve">394000, Тверская обл., г. Воронеж, пер. Тверская, вл. 42, стр. 5, пом. VII</w:t>
+              <w:t xml:space="preserve">143400, Тверская обл., г. Красногорск, просп. Космонавтов, вл. 49, стр. 5, пом. VII</w:t>
             </w:r>
           </w:p>
           <w:p>
@@ -909,7 +1226,7 @@
               <w:t xml:space="preserve">Тел.: </w:t>
             </w:r>
             <w:r>
-              <w:t xml:space="preserve">+7 (812) 485-32-78</w:t>
+              <w:t xml:space="preserve">+7 (812) 812-99-50</w:t>
             </w:r>
           </w:p>
           <w:p>
@@ -917,7 +1234,7 @@
               <w:t xml:space="preserve">E-mail: </w:t>
             </w:r>
             <w:r>
-              <w:t xml:space="preserve">smirnova@bk.ru</w:t>
+              <w:t xml:space="preserve">smirnova@corp-tehno.ru</w:t>
             </w:r>
           </w:p>
           <w:p/>
@@ -960,7 +1277,7 @@
               <w:t xml:space="preserve">Адрес регистрации: </w:t>
             </w:r>
             <w:r>
-              <w:t xml:space="preserve">344002, Ленинградская обл., г. Ростов-на-Дону, проезд Садовая, вл. 48, стр. 2, пом. VII</w:t>
+              <w:t xml:space="preserve">141300, Свердловская обл., г. Сергиев Посад, пер. Октябрьская, вл. 48, стр. 3, пом. VII</w:t>
             </w:r>
           </w:p>
           <w:p>
@@ -999,7 +1316,7 @@
               <w:t xml:space="preserve">Тел.: </w:t>
             </w:r>
             <w:r>
-              <w:t xml:space="preserve">+7 (499) 137-55-71</w:t>
+              <w:t xml:space="preserve">+7 (843) 318-10-25</w:t>
             </w:r>
           </w:p>
           <w:p>
@@ -1007,7 +1324,7 @@
               <w:t xml:space="preserve">E-mail: </w:t>
             </w:r>
             <w:r>
-              <w:t xml:space="preserve">belyaev@mail.ru</w:t>
+              <w:t xml:space="preserve">belyaev@gmail.com</w:t>
             </w:r>
           </w:p>
           <w:p/>
@@ -1131,13 +1448,13 @@
       <w:t xml:space="preserve">Исполнитель документа: </w:t>
     </w:r>
     <w:r>
-      <w:t xml:space="preserve">Орлов А. М.</w:t>
+      <w:t xml:space="preserve">Крылова А. Ю.</w:t>
     </w:r>
     <w:r>
       <w:t xml:space="preserve">, тел. </w:t>
     </w:r>
     <w:r>
-      <w:t xml:space="preserve">8(383)7331893</w:t>
+      <w:t xml:space="preserve">8(843)4376141</w:t>
     </w:r>
   </w:p>
 </w:ftr>

--- a/tests/corpus_v2/docs/labor_0004.docx
+++ b/tests/corpus_v2/docs/labor_0004.docx
@@ -1130,6 +1130,37 @@
       </w:r>
       <w:r>
         <w:t xml:space="preserve">Tриста девяносто пять тысяч рублей 50 копеек</w:t>
+      </w:r>
+      <w:r>
+        <w:t xml:space="preserve">.</w:t>
+      </w:r>
+    </w:p>
+    <w:p/>
+    <w:p>
+      <w:r>
+        <w:rPr>
+          <w:b/>
+        </w:rPr>
+        <w:t xml:space="preserve">6. ОСОБЫЕ УСЛОВИЯ ОТДЕЛЬНЫХ ВИДОВ ДАННЫХ</w:t>
+      </w:r>
+    </w:p>
+    <w:p>
+      <w:r>
+        <w:t xml:space="preserve">6.1. Полномочия представителя подтверждены доверенностью, реестровый номер </w:t>
+      </w:r>
+      <w:r>
+        <w:t xml:space="preserve">77/714-н/77-2024-1-502</w:t>
+      </w:r>
+      <w:r>
+        <w:t xml:space="preserve">.</w:t>
+      </w:r>
+    </w:p>
+    <w:p>
+      <w:r>
+        <w:t xml:space="preserve">6.2. Для сопоставления в учёте указывается: </w:t>
+      </w:r>
+      <w:r>
+        <w:t xml:space="preserve">ГОСТ Р 52044-2003</w:t>
       </w:r>
       <w:r>
         <w:t xml:space="preserve">.</w:t>

--- a/tests/corpus_v2/docs/labor_0004.docx
+++ b/tests/corpus_v2/docs/labor_0004.docx
@@ -1146,21 +1146,87 @@
     </w:p>
     <w:p>
       <w:r>
-        <w:t xml:space="preserve">6.1. Полномочия представителя подтверждены доверенностью, реестровый номер </w:t>
-      </w:r>
-      <w:r>
-        <w:t xml:space="preserve">77/714-н/77-2024-1-502</w:t>
-      </w:r>
-      <w:r>
-        <w:t xml:space="preserve">.</w:t>
-      </w:r>
-    </w:p>
-    <w:p>
-      <w:r>
-        <w:t xml:space="preserve">6.2. Для сопоставления в учёте указывается: </w:t>
-      </w:r>
-      <w:r>
-        <w:t xml:space="preserve">ГОСТ Р 52044-2003</w:t>
+        <w:t xml:space="preserve">6.1. Работы выполняются на основании ранее заключённого Договора № </w:t>
+      </w:r>
+      <w:r>
+        <w:t xml:space="preserve">118/2024-А</w:t>
+      </w:r>
+      <w:r>
+        <w:t xml:space="preserve"> между теми же сторонами.</w:t>
+      </w:r>
+    </w:p>
+    <w:p>
+      <w:r>
+        <w:t xml:space="preserve">6.2. Первичные документы: </w:t>
+      </w:r>
+      <w:r>
+        <w:t xml:space="preserve">лицензия Л035-01298-77/00123456 Рособрнадзора</w:t>
+      </w:r>
+      <w:r>
+        <w:t xml:space="preserve">.</w:t>
+      </w:r>
+    </w:p>
+    <w:p>
+      <w:r>
+        <w:t xml:space="preserve">6.3. Запись о лицензии внесена в реестр за регистрационным номером </w:t>
+      </w:r>
+      <w:r>
+        <w:t xml:space="preserve">509118266</w:t>
+      </w:r>
+      <w:r>
+        <w:t xml:space="preserve">.</w:t>
+      </w:r>
+    </w:p>
+    <w:p>
+      <w:r>
+        <w:t xml:space="preserve">6.4. Внутренний учёт ведётся отдельно: </w:t>
+      </w:r>
+      <w:r>
+        <w:t xml:space="preserve">сведения внесены в реестр, номер записи не присвоен</w:t>
+      </w:r>
+      <w:r>
+        <w:t xml:space="preserve">.</w:t>
+      </w:r>
+    </w:p>
+    <w:p>
+      <w:r>
+        <w:t xml:space="preserve">6.5. Полномочия представителя подтверждены доверенностью, реестровый номер </w:t>
+      </w:r>
+      <w:r>
+        <w:t xml:space="preserve">23/5-н/23-2025-2-1104</w:t>
+      </w:r>
+      <w:r>
+        <w:t xml:space="preserve">.</w:t>
+      </w:r>
+    </w:p>
+    <w:p>
+      <w:r>
+        <w:t xml:space="preserve">6.6. Для сопоставления в учёте указывается: </w:t>
+      </w:r>
+      <w:r>
+        <w:t xml:space="preserve">срок действия 12/2024-06/2025</w:t>
+      </w:r>
+      <w:r>
+        <w:t xml:space="preserve">.</w:t>
+      </w:r>
+    </w:p>
+    <w:p>
+      <w:r>
+        <w:t xml:space="preserve">6.7. Решение принято большинством в </w:t>
+      </w:r>
+      <w:r>
+        <w:t xml:space="preserve">51 % акций</w:t>
+      </w:r>
+      <w:r>
+        <w:t xml:space="preserve"> от общего числа голосов членов совета директоров.</w:t>
+      </w:r>
+    </w:p>
+    <w:p>
+      <w:r>
+        <w:t xml:space="preserve">6.8. Кворум определяется уставом: </w:t>
+      </w:r>
+      <w:r>
+        <w:t xml:space="preserve">большинством в две трети голосов</w:t>
       </w:r>
       <w:r>
         <w:t xml:space="preserve">.</w:t>

--- a/tests/corpus_v2/docs/labor_0004.docx
+++ b/tests/corpus_v2/docs/labor_0004.docx
@@ -1146,10 +1146,32 @@
     </w:p>
     <w:p>
       <w:r>
-        <w:t xml:space="preserve">6.1. Работы выполняются на основании ранее заключённого Договора № </w:t>
-      </w:r>
-      <w:r>
-        <w:t xml:space="preserve">118/2024-А</w:t>
+        <w:t xml:space="preserve">6.1. Стороны ранее заключили </w:t>
+      </w:r>
+      <w:r>
+        <w:t xml:space="preserve">договор поставки</w:t>
+      </w:r>
+      <w:r>
+        <w:t xml:space="preserve"> на сопоставимых условиях.</w:t>
+      </w:r>
+    </w:p>
+    <w:p>
+      <w:r>
+        <w:t xml:space="preserve">6.2. Прочие условия: </w:t>
+      </w:r>
+      <w:r>
+        <w:t xml:space="preserve">реквизиты первичных документов приведены в приложении</w:t>
+      </w:r>
+      <w:r>
+        <w:t xml:space="preserve">.</w:t>
+      </w:r>
+    </w:p>
+    <w:p>
+      <w:r>
+        <w:t xml:space="preserve">6.3. Работы выполняются на основании ранее заключённого Договора № </w:t>
+      </w:r>
+      <w:r>
+        <w:t xml:space="preserve">2/17</w:t>
       </w:r>
       <w:r>
         <w:t xml:space="preserve"> между теми же сторонами.</w:t>
@@ -1157,29 +1179,73 @@
     </w:p>
     <w:p>
       <w:r>
-        <w:t xml:space="preserve">6.2. Первичные документы: </w:t>
-      </w:r>
-      <w:r>
-        <w:t xml:space="preserve">лицензия Л035-01298-77/00123456 Рособрнадзора</w:t>
-      </w:r>
-      <w:r>
-        <w:t xml:space="preserve">.</w:t>
-      </w:r>
-    </w:p>
-    <w:p>
-      <w:r>
-        <w:t xml:space="preserve">6.3. Запись о лицензии внесена в реестр за регистрационным номером </w:t>
-      </w:r>
-      <w:r>
-        <w:t xml:space="preserve">509118266</w:t>
-      </w:r>
-      <w:r>
-        <w:t xml:space="preserve">.</w:t>
-      </w:r>
-    </w:p>
-    <w:p>
-      <w:r>
-        <w:t xml:space="preserve">6.4. Внутренний учёт ведётся отдельно: </w:t>
+        <w:t xml:space="preserve">6.4. Первичные документы: </w:t>
+      </w:r>
+      <w:r>
+        <w:t xml:space="preserve">как указано в пункте 4.2 настоящего Договора</w:t>
+      </w:r>
+      <w:r>
+        <w:t xml:space="preserve">.</w:t>
+      </w:r>
+    </w:p>
+    <w:p>
+      <w:r>
+        <w:t xml:space="preserve">6.5. Паспорт гражданина Российской Федерации выдан </w:t>
+      </w:r>
+      <w:r>
+        <w:t xml:space="preserve">УМВД России по Владимирской области</w:t>
+      </w:r>
+      <w:r>
+        <w:t xml:space="preserve">, паспорт предъявлен при подписании.</w:t>
+      </w:r>
+    </w:p>
+    <w:p>
+      <w:r>
+        <w:t xml:space="preserve">6.6. Сопутствующие сведения: </w:t>
+      </w:r>
+      <w:r>
+        <w:t xml:space="preserve">паспорт выдан, реквизиты приведены в приложении</w:t>
+      </w:r>
+      <w:r>
+        <w:t xml:space="preserve">.</w:t>
+      </w:r>
+    </w:p>
+    <w:p>
+      <w:r>
+        <w:t xml:space="preserve">6.7. Запись о государственной регистрации внесена регистрирующим органом: </w:t>
+      </w:r>
+      <w:r>
+        <w:t xml:space="preserve">УФНС России по Республике Татарстан</w:t>
+      </w:r>
+      <w:r>
+        <w:t xml:space="preserve">.</w:t>
+      </w:r>
+    </w:p>
+    <w:p>
+      <w:r>
+        <w:t xml:space="preserve">6.8. Общие сведения о регистрации: </w:t>
+      </w:r>
+      <w:r>
+        <w:t xml:space="preserve">сведения о юридическом лице содержатся в ЕГРЮЛ</w:t>
+      </w:r>
+      <w:r>
+        <w:t xml:space="preserve">.</w:t>
+      </w:r>
+    </w:p>
+    <w:p>
+      <w:r>
+        <w:t xml:space="preserve">6.9. Запись о лицензии внесена в реестр за регистрационным номером </w:t>
+      </w:r>
+      <w:r>
+        <w:t xml:space="preserve">895217304</w:t>
+      </w:r>
+      <w:r>
+        <w:t xml:space="preserve">.</w:t>
+      </w:r>
+    </w:p>
+    <w:p>
+      <w:r>
+        <w:t xml:space="preserve">6.10. Внутренний учёт ведётся отдельно: </w:t>
       </w:r>
       <w:r>
         <w:t xml:space="preserve">сведения внесены в реестр, номер записи не присвоен</w:t>
@@ -1190,32 +1256,32 @@
     </w:p>
     <w:p>
       <w:r>
-        <w:t xml:space="preserve">6.5. Полномочия представителя подтверждены доверенностью, реестровый номер </w:t>
-      </w:r>
-      <w:r>
-        <w:t xml:space="preserve">23/5-н/23-2025-2-1104</w:t>
-      </w:r>
-      <w:r>
-        <w:t xml:space="preserve">.</w:t>
-      </w:r>
-    </w:p>
-    <w:p>
-      <w:r>
-        <w:t xml:space="preserve">6.6. Для сопоставления в учёте указывается: </w:t>
-      </w:r>
-      <w:r>
-        <w:t xml:space="preserve">срок действия 12/2024-06/2025</w:t>
-      </w:r>
-      <w:r>
-        <w:t xml:space="preserve">.</w:t>
-      </w:r>
-    </w:p>
-    <w:p>
-      <w:r>
-        <w:t xml:space="preserve">6.7. Решение принято большинством в </w:t>
-      </w:r>
-      <w:r>
-        <w:t xml:space="preserve">51 % акций</w:t>
+        <w:t xml:space="preserve">6.11. Полномочия представителя подтверждены доверенностью, реестровый номер </w:t>
+      </w:r>
+      <w:r>
+        <w:t xml:space="preserve">77/714-н/77-2024-1-502</w:t>
+      </w:r>
+      <w:r>
+        <w:t xml:space="preserve">.</w:t>
+      </w:r>
+    </w:p>
+    <w:p>
+      <w:r>
+        <w:t xml:space="preserve">6.12. Для сопоставления в учёте указывается: </w:t>
+      </w:r>
+      <w:r>
+        <w:t xml:space="preserve">пп. 4/5-1 и 7/2-3 Правил страхования</w:t>
+      </w:r>
+      <w:r>
+        <w:t xml:space="preserve">.</w:t>
+      </w:r>
+    </w:p>
+    <w:p>
+      <w:r>
+        <w:t xml:space="preserve">6.13. Решение принято большинством в </w:t>
+      </w:r>
+      <w:r>
+        <w:t xml:space="preserve">40 % уставного капитала</w:t>
       </w:r>
       <w:r>
         <w:t xml:space="preserve"> от общего числа голосов членов совета директоров.</w:t>
@@ -1223,7 +1289,7 @@
     </w:p>
     <w:p>
       <w:r>
-        <w:t xml:space="preserve">6.8. Кворум определяется уставом: </w:t>
+        <w:t xml:space="preserve">6.14. Кворум определяется уставом: </w:t>
       </w:r>
       <w:r>
         <w:t xml:space="preserve">большинством в две трети голосов</w:t>

--- a/tests/corpus_v2/docs/labor_0004.docx
+++ b/tests/corpus_v2/docs/labor_0004.docx
@@ -39,7 +39,7 @@
         <w:t xml:space="preserve">     </w:t>
       </w:r>
       <w:r>
-        <w:t xml:space="preserve">06.07.2025</w:t>
+        <w:t xml:space="preserve">6 июля 2025 года</w:t>
       </w:r>
     </w:p>
     <w:p/>
